--- a/output/tables/READ/table1_PIK3CA.docx
+++ b/output/tables/READ/table1_PIK3CA.docx
@@ -18030,3366 +18030,6 @@
       </w:tr>
       <w:tr>
         <w:trPr>
-          <w:trHeight w:val="560" w:hRule="auto"/>
-        </w:trPr>
-        <w:tc>
-          <w:tcPr>
-            <w:tcBorders>
-              <w:bottom w:val="none" w:sz="0" w:space="0" w:color="000000"/>
-              <w:top w:val="none" w:sz="0" w:space="0" w:color="000000"/>
-              <w:left w:val="none" w:sz="0" w:space="0" w:color="000000"/>
-              <w:right w:val="none" w:sz="0" w:space="0" w:color="000000"/>
-            </w:tcBorders>
-            <w:shd w:val="clear" w:color="auto" w:fill="FFFFFF"/>
-            <w:tcMar>
-              <w:top w:w="0" w:type="dxa"/>
-              <w:bottom w:w="0" w:type="dxa"/>
-              <w:left w:w="0" w:type="dxa"/>
-              <w:right w:w="0" w:type="dxa"/>
-            </w:tcMar>
-            <w:vAlign w:val="top"/>
-          </w:tcPr>
-          <w:p>
-            <w:pPr>
-              <w:pStyle w:val="Normal"/>
-              <w:jc w:val="left"/>
-              <w:pBdr>
-                <w:bottom w:val="none" w:sz="0" w:space="0" w:color="000000"/>
-                <w:top w:val="none" w:sz="0" w:space="0" w:color="000000"/>
-                <w:left w:val="none" w:sz="0" w:space="0" w:color="000000"/>
-                <w:right w:val="none" w:sz="0" w:space="0" w:color="000000"/>
-              </w:pBdr>
-              <w:spacing w:after="100" w:before="100" w:line="240"/>
-              <w:ind w:left="300" w:right="100" w:firstLine="0" w:firstLineChars="0"/>
-              <w:rPr>
-                <w:rFonts w:ascii="Times New Roman" w:hAnsi="Times New Roman" w:eastAsia="Times New Roman" w:cs="Times New Roman"/>
-                <w:i w:val="false"/>
-                <w:b w:val="false"/>
-                <w:u w:val="none"/>
-                <w:strike w:val="false"/>
-                <w:sz w:val="18"/>
-                <w:szCs w:val="18"/>
-                <w:color w:val="000000"/>
-              </w:rPr>
-            </w:pPr>
-            <w:r>
-              <w:rPr>
-                <w:rFonts w:ascii="Times New Roman" w:hAnsi="Times New Roman" w:eastAsia="Times New Roman" w:cs="Times New Roman"/>
-                <w:i w:val="false"/>
-                <w:b w:val="false"/>
-                <w:u w:val="none"/>
-                <w:strike w:val="false"/>
-                <w:sz w:val="18"/>
-                <w:szCs w:val="18"/>
-                <w:color w:val="000000"/>
-              </w:rPr>
-              <w:t xml:space="preserve">Missing</w:t>
-            </w:r>
-          </w:p>
-        </w:tc>
-        <w:tc>
-          <w:tcPr>
-            <w:tcBorders>
-              <w:bottom w:val="none" w:sz="0" w:space="0" w:color="000000"/>
-              <w:top w:val="none" w:sz="0" w:space="0" w:color="000000"/>
-              <w:left w:val="none" w:sz="0" w:space="0" w:color="000000"/>
-              <w:right w:val="none" w:sz="0" w:space="0" w:color="000000"/>
-            </w:tcBorders>
-            <w:shd w:val="clear" w:color="auto" w:fill="FFFFFF"/>
-            <w:tcMar>
-              <w:top w:w="0" w:type="dxa"/>
-              <w:bottom w:w="0" w:type="dxa"/>
-              <w:left w:w="0" w:type="dxa"/>
-              <w:right w:w="0" w:type="dxa"/>
-            </w:tcMar>
-            <w:vAlign w:val="top"/>
-          </w:tcPr>
-          <w:p>
-            <w:pPr>
-              <w:pStyle w:val="Normal"/>
-              <w:jc w:val="center"/>
-              <w:pBdr>
-                <w:bottom w:val="none" w:sz="0" w:space="0" w:color="000000"/>
-                <w:top w:val="none" w:sz="0" w:space="0" w:color="000000"/>
-                <w:left w:val="none" w:sz="0" w:space="0" w:color="000000"/>
-                <w:right w:val="none" w:sz="0" w:space="0" w:color="000000"/>
-              </w:pBdr>
-              <w:spacing w:after="100" w:before="100" w:line="240"/>
-              <w:ind w:left="100" w:right="100" w:firstLine="0" w:firstLineChars="0"/>
-              <w:rPr>
-                <w:rFonts w:ascii="Times New Roman" w:hAnsi="Times New Roman" w:eastAsia="Times New Roman" w:cs="Times New Roman"/>
-                <w:i w:val="false"/>
-                <w:b w:val="false"/>
-                <w:u w:val="none"/>
-                <w:strike w:val="false"/>
-                <w:sz w:val="18"/>
-                <w:szCs w:val="18"/>
-                <w:color w:val="000000"/>
-              </w:rPr>
-            </w:pPr>
-            <w:r>
-              <w:rPr>
-                <w:rFonts w:ascii="Times New Roman" w:hAnsi="Times New Roman" w:eastAsia="Times New Roman" w:cs="Times New Roman"/>
-                <w:i w:val="false"/>
-                <w:b w:val="false"/>
-                <w:u w:val="none"/>
-                <w:strike w:val="false"/>
-                <w:sz w:val="18"/>
-                <w:szCs w:val="18"/>
-                <w:color w:val="000000"/>
-              </w:rPr>
-              <w:t xml:space="preserve">17</w:t>
-            </w:r>
-          </w:p>
-        </w:tc>
-        <w:tc>
-          <w:tcPr>
-            <w:tcBorders>
-              <w:bottom w:val="none" w:sz="0" w:space="0" w:color="000000"/>
-              <w:top w:val="none" w:sz="0" w:space="0" w:color="000000"/>
-              <w:left w:val="none" w:sz="0" w:space="0" w:color="000000"/>
-              <w:right w:val="none" w:sz="0" w:space="0" w:color="000000"/>
-            </w:tcBorders>
-            <w:shd w:val="clear" w:color="auto" w:fill="FFFFFF"/>
-            <w:tcMar>
-              <w:top w:w="0" w:type="dxa"/>
-              <w:bottom w:w="0" w:type="dxa"/>
-              <w:left w:w="0" w:type="dxa"/>
-              <w:right w:w="0" w:type="dxa"/>
-            </w:tcMar>
-            <w:vAlign w:val="top"/>
-          </w:tcPr>
-          <w:p>
-            <w:pPr>
-              <w:pStyle w:val="Normal"/>
-              <w:jc w:val="center"/>
-              <w:pBdr>
-                <w:bottom w:val="none" w:sz="0" w:space="0" w:color="000000"/>
-                <w:top w:val="none" w:sz="0" w:space="0" w:color="000000"/>
-                <w:left w:val="none" w:sz="0" w:space="0" w:color="000000"/>
-                <w:right w:val="none" w:sz="0" w:space="0" w:color="000000"/>
-              </w:pBdr>
-              <w:spacing w:after="100" w:before="100" w:line="240"/>
-              <w:ind w:left="100" w:right="100" w:firstLine="0" w:firstLineChars="0"/>
-              <w:rPr>
-                <w:rFonts w:ascii="Times New Roman" w:hAnsi="Times New Roman" w:eastAsia="Times New Roman" w:cs="Times New Roman"/>
-                <w:i w:val="false"/>
-                <w:b w:val="false"/>
-                <w:u w:val="none"/>
-                <w:strike w:val="false"/>
-                <w:sz w:val="18"/>
-                <w:szCs w:val="18"/>
-                <w:color w:val="000000"/>
-              </w:rPr>
-            </w:pPr>
-            <w:r>
-              <w:rPr>
-                <w:rFonts w:ascii="Times New Roman" w:hAnsi="Times New Roman" w:eastAsia="Times New Roman" w:cs="Times New Roman"/>
-                <w:i w:val="false"/>
-                <w:b w:val="false"/>
-                <w:u w:val="none"/>
-                <w:strike w:val="false"/>
-                <w:sz w:val="18"/>
-                <w:szCs w:val="18"/>
-                <w:color w:val="000000"/>
-              </w:rPr>
-              <w:t xml:space="preserve">5</w:t>
-            </w:r>
-          </w:p>
-        </w:tc>
-        <w:tc>
-          <w:tcPr>
-            <w:tcBorders>
-              <w:bottom w:val="none" w:sz="0" w:space="0" w:color="000000"/>
-              <w:top w:val="none" w:sz="0" w:space="0" w:color="000000"/>
-              <w:left w:val="none" w:sz="0" w:space="0" w:color="000000"/>
-              <w:right w:val="none" w:sz="0" w:space="0" w:color="000000"/>
-            </w:tcBorders>
-            <w:shd w:val="clear" w:color="auto" w:fill="FFFFFF"/>
-            <w:tcMar>
-              <w:top w:w="0" w:type="dxa"/>
-              <w:bottom w:w="0" w:type="dxa"/>
-              <w:left w:w="0" w:type="dxa"/>
-              <w:right w:w="0" w:type="dxa"/>
-            </w:tcMar>
-            <w:vAlign w:val="top"/>
-          </w:tcPr>
-          <w:p>
-            <w:pPr>
-              <w:pStyle w:val="Normal"/>
-              <w:jc w:val="center"/>
-              <w:pBdr>
-                <w:bottom w:val="none" w:sz="0" w:space="0" w:color="000000"/>
-                <w:top w:val="none" w:sz="0" w:space="0" w:color="000000"/>
-                <w:left w:val="none" w:sz="0" w:space="0" w:color="000000"/>
-                <w:right w:val="none" w:sz="0" w:space="0" w:color="000000"/>
-              </w:pBdr>
-              <w:spacing w:after="100" w:before="100" w:line="240"/>
-              <w:ind w:left="100" w:right="100" w:firstLine="0" w:firstLineChars="0"/>
-              <w:rPr>
-                <w:rFonts w:ascii="Times New Roman" w:hAnsi="Times New Roman" w:eastAsia="Times New Roman" w:cs="Times New Roman"/>
-                <w:i w:val="false"/>
-                <w:b w:val="false"/>
-                <w:u w:val="none"/>
-                <w:strike w:val="false"/>
-                <w:sz w:val="18"/>
-                <w:szCs w:val="18"/>
-                <w:color w:val="000000"/>
-              </w:rPr>
-            </w:pPr>
-            <w:r>
-              <w:rPr>
-                <w:rFonts w:ascii="Times New Roman" w:hAnsi="Times New Roman" w:eastAsia="Times New Roman" w:cs="Times New Roman"/>
-                <w:i w:val="false"/>
-                <w:b w:val="false"/>
-                <w:u w:val="none"/>
-                <w:strike w:val="false"/>
-                <w:sz w:val="18"/>
-                <w:szCs w:val="18"/>
-                <w:color w:val="000000"/>
-              </w:rPr>
-              <w:t xml:space="preserve">12</w:t>
-            </w:r>
-          </w:p>
-        </w:tc>
-        <w:tc>
-          <w:tcPr>
-            <w:tcBorders>
-              <w:bottom w:val="none" w:sz="0" w:space="0" w:color="000000"/>
-              <w:top w:val="none" w:sz="0" w:space="0" w:color="000000"/>
-              <w:left w:val="none" w:sz="0" w:space="0" w:color="000000"/>
-              <w:right w:val="none" w:sz="0" w:space="0" w:color="000000"/>
-            </w:tcBorders>
-            <w:shd w:val="clear" w:color="auto" w:fill="FFFFFF"/>
-            <w:tcMar>
-              <w:top w:w="0" w:type="dxa"/>
-              <w:bottom w:w="0" w:type="dxa"/>
-              <w:left w:w="0" w:type="dxa"/>
-              <w:right w:w="0" w:type="dxa"/>
-            </w:tcMar>
-            <w:vAlign w:val="top"/>
-          </w:tcPr>
-          <w:p>
-            <w:pPr>
-              <w:pStyle w:val="Normal"/>
-              <w:jc w:val="center"/>
-              <w:pBdr>
-                <w:bottom w:val="none" w:sz="0" w:space="0" w:color="000000"/>
-                <w:top w:val="none" w:sz="0" w:space="0" w:color="000000"/>
-                <w:left w:val="none" w:sz="0" w:space="0" w:color="000000"/>
-                <w:right w:val="none" w:sz="0" w:space="0" w:color="000000"/>
-              </w:pBdr>
-              <w:spacing w:after="100" w:before="100" w:line="240"/>
-              <w:ind w:left="100" w:right="100" w:firstLine="0" w:firstLineChars="0"/>
-              <w:rPr>
-                <w:rFonts w:ascii="Times New Roman" w:hAnsi="Times New Roman" w:eastAsia="Times New Roman" w:cs="Times New Roman"/>
-                <w:i w:val="false"/>
-                <w:b w:val="false"/>
-                <w:u w:val="none"/>
-                <w:strike w:val="false"/>
-                <w:sz w:val="18"/>
-                <w:szCs w:val="18"/>
-                <w:color w:val="000000"/>
-              </w:rPr>
-            </w:pPr>
-            <w:r>
-              <w:rPr>
-                <w:rFonts w:ascii="Times New Roman" w:hAnsi="Times New Roman" w:eastAsia="Times New Roman" w:cs="Times New Roman"/>
-                <w:i w:val="false"/>
-                <w:b w:val="false"/>
-                <w:u w:val="none"/>
-                <w:strike w:val="false"/>
-                <w:sz w:val="18"/>
-                <w:szCs w:val="18"/>
-                <w:color w:val="000000"/>
-              </w:rPr>
-              <w:t xml:space="preserve"/>
-            </w:r>
-          </w:p>
-        </w:tc>
-      </w:tr>
-      <w:tr>
-        <w:trPr>
-          <w:trHeight w:val="560" w:hRule="auto"/>
-        </w:trPr>
-        <w:tc>
-          <w:tcPr>
-            <w:tcBorders>
-              <w:bottom w:val="none" w:sz="0" w:space="0" w:color="000000"/>
-              <w:top w:val="none" w:sz="0" w:space="0" w:color="000000"/>
-              <w:left w:val="none" w:sz="0" w:space="0" w:color="000000"/>
-              <w:right w:val="none" w:sz="0" w:space="0" w:color="000000"/>
-            </w:tcBorders>
-            <w:shd w:val="clear" w:color="auto" w:fill="FFFFFF"/>
-            <w:tcMar>
-              <w:top w:w="0" w:type="dxa"/>
-              <w:bottom w:w="0" w:type="dxa"/>
-              <w:left w:w="0" w:type="dxa"/>
-              <w:right w:w="0" w:type="dxa"/>
-            </w:tcMar>
-            <w:vAlign w:val="top"/>
-          </w:tcPr>
-          <w:p>
-            <w:pPr>
-              <w:pStyle w:val="Normal"/>
-              <w:jc w:val="left"/>
-              <w:pBdr>
-                <w:bottom w:val="none" w:sz="0" w:space="0" w:color="000000"/>
-                <w:top w:val="none" w:sz="0" w:space="0" w:color="000000"/>
-                <w:left w:val="none" w:sz="0" w:space="0" w:color="000000"/>
-                <w:right w:val="none" w:sz="0" w:space="0" w:color="000000"/>
-              </w:pBdr>
-              <w:spacing w:after="100" w:before="100" w:line="240"/>
-              <w:ind w:left="100" w:right="100" w:firstLine="0" w:firstLineChars="0"/>
-              <w:rPr>
-                <w:rFonts w:ascii="Times New Roman" w:hAnsi="Times New Roman" w:eastAsia="Times New Roman" w:cs="Times New Roman"/>
-                <w:i w:val="false"/>
-                <w:b w:val="true"/>
-                <w:u w:val="none"/>
-                <w:strike w:val="false"/>
-                <w:sz w:val="18"/>
-                <w:szCs w:val="18"/>
-                <w:color w:val="000000"/>
-              </w:rPr>
-            </w:pPr>
-            <w:r>
-              <w:rPr>
-                <w:rFonts w:ascii="Times New Roman" w:hAnsi="Times New Roman" w:eastAsia="Times New Roman" w:cs="Times New Roman"/>
-                <w:i w:val="false"/>
-                <w:b w:val="true"/>
-                <w:u w:val="none"/>
-                <w:strike w:val="false"/>
-                <w:sz w:val="18"/>
-                <w:szCs w:val="18"/>
-                <w:color w:val="000000"/>
-              </w:rPr>
-              <w:t xml:space="preserve">KRAS testing performed</w:t>
-            </w:r>
-          </w:p>
-        </w:tc>
-        <w:tc>
-          <w:tcPr>
-            <w:tcBorders>
-              <w:bottom w:val="none" w:sz="0" w:space="0" w:color="000000"/>
-              <w:top w:val="none" w:sz="0" w:space="0" w:color="000000"/>
-              <w:left w:val="none" w:sz="0" w:space="0" w:color="000000"/>
-              <w:right w:val="none" w:sz="0" w:space="0" w:color="000000"/>
-            </w:tcBorders>
-            <w:shd w:val="clear" w:color="auto" w:fill="FFFFFF"/>
-            <w:tcMar>
-              <w:top w:w="0" w:type="dxa"/>
-              <w:bottom w:w="0" w:type="dxa"/>
-              <w:left w:w="0" w:type="dxa"/>
-              <w:right w:w="0" w:type="dxa"/>
-            </w:tcMar>
-            <w:vAlign w:val="top"/>
-          </w:tcPr>
-          <w:p>
-            <w:pPr>
-              <w:pStyle w:val="Normal"/>
-              <w:jc w:val="center"/>
-              <w:pBdr>
-                <w:bottom w:val="none" w:sz="0" w:space="0" w:color="000000"/>
-                <w:top w:val="none" w:sz="0" w:space="0" w:color="000000"/>
-                <w:left w:val="none" w:sz="0" w:space="0" w:color="000000"/>
-                <w:right w:val="none" w:sz="0" w:space="0" w:color="000000"/>
-              </w:pBdr>
-              <w:spacing w:after="100" w:before="100" w:line="240"/>
-              <w:ind w:left="100" w:right="100" w:firstLine="0" w:firstLineChars="0"/>
-              <w:rPr>
-                <w:rFonts w:ascii="Times New Roman" w:hAnsi="Times New Roman" w:eastAsia="Times New Roman" w:cs="Times New Roman"/>
-                <w:i w:val="false"/>
-                <w:b w:val="false"/>
-                <w:u w:val="none"/>
-                <w:strike w:val="false"/>
-                <w:sz w:val="18"/>
-                <w:szCs w:val="18"/>
-                <w:color w:val="000000"/>
-              </w:rPr>
-            </w:pPr>
-            <w:r>
-              <w:rPr>
-                <w:rFonts w:ascii="Times New Roman" w:hAnsi="Times New Roman" w:eastAsia="Times New Roman" w:cs="Times New Roman"/>
-                <w:i w:val="false"/>
-                <w:b w:val="false"/>
-                <w:u w:val="none"/>
-                <w:strike w:val="false"/>
-                <w:sz w:val="18"/>
-                <w:szCs w:val="18"/>
-                <w:color w:val="000000"/>
-              </w:rPr>
-              <w:t xml:space="preserve"/>
-            </w:r>
-          </w:p>
-        </w:tc>
-        <w:tc>
-          <w:tcPr>
-            <w:tcBorders>
-              <w:bottom w:val="none" w:sz="0" w:space="0" w:color="000000"/>
-              <w:top w:val="none" w:sz="0" w:space="0" w:color="000000"/>
-              <w:left w:val="none" w:sz="0" w:space="0" w:color="000000"/>
-              <w:right w:val="none" w:sz="0" w:space="0" w:color="000000"/>
-            </w:tcBorders>
-            <w:shd w:val="clear" w:color="auto" w:fill="FFFFFF"/>
-            <w:tcMar>
-              <w:top w:w="0" w:type="dxa"/>
-              <w:bottom w:w="0" w:type="dxa"/>
-              <w:left w:w="0" w:type="dxa"/>
-              <w:right w:w="0" w:type="dxa"/>
-            </w:tcMar>
-            <w:vAlign w:val="top"/>
-          </w:tcPr>
-          <w:p>
-            <w:pPr>
-              <w:pStyle w:val="Normal"/>
-              <w:jc w:val="center"/>
-              <w:pBdr>
-                <w:bottom w:val="none" w:sz="0" w:space="0" w:color="000000"/>
-                <w:top w:val="none" w:sz="0" w:space="0" w:color="000000"/>
-                <w:left w:val="none" w:sz="0" w:space="0" w:color="000000"/>
-                <w:right w:val="none" w:sz="0" w:space="0" w:color="000000"/>
-              </w:pBdr>
-              <w:spacing w:after="100" w:before="100" w:line="240"/>
-              <w:ind w:left="100" w:right="100" w:firstLine="0" w:firstLineChars="0"/>
-              <w:rPr>
-                <w:rFonts w:ascii="Times New Roman" w:hAnsi="Times New Roman" w:eastAsia="Times New Roman" w:cs="Times New Roman"/>
-                <w:i w:val="false"/>
-                <w:b w:val="false"/>
-                <w:u w:val="none"/>
-                <w:strike w:val="false"/>
-                <w:sz w:val="18"/>
-                <w:szCs w:val="18"/>
-                <w:color w:val="000000"/>
-              </w:rPr>
-            </w:pPr>
-            <w:r>
-              <w:rPr>
-                <w:rFonts w:ascii="Times New Roman" w:hAnsi="Times New Roman" w:eastAsia="Times New Roman" w:cs="Times New Roman"/>
-                <w:i w:val="false"/>
-                <w:b w:val="false"/>
-                <w:u w:val="none"/>
-                <w:strike w:val="false"/>
-                <w:sz w:val="18"/>
-                <w:szCs w:val="18"/>
-                <w:color w:val="000000"/>
-              </w:rPr>
-              <w:t xml:space="preserve"/>
-            </w:r>
-          </w:p>
-        </w:tc>
-        <w:tc>
-          <w:tcPr>
-            <w:tcBorders>
-              <w:bottom w:val="none" w:sz="0" w:space="0" w:color="000000"/>
-              <w:top w:val="none" w:sz="0" w:space="0" w:color="000000"/>
-              <w:left w:val="none" w:sz="0" w:space="0" w:color="000000"/>
-              <w:right w:val="none" w:sz="0" w:space="0" w:color="000000"/>
-            </w:tcBorders>
-            <w:shd w:val="clear" w:color="auto" w:fill="FFFFFF"/>
-            <w:tcMar>
-              <w:top w:w="0" w:type="dxa"/>
-              <w:bottom w:w="0" w:type="dxa"/>
-              <w:left w:w="0" w:type="dxa"/>
-              <w:right w:w="0" w:type="dxa"/>
-            </w:tcMar>
-            <w:vAlign w:val="top"/>
-          </w:tcPr>
-          <w:p>
-            <w:pPr>
-              <w:pStyle w:val="Normal"/>
-              <w:jc w:val="center"/>
-              <w:pBdr>
-                <w:bottom w:val="none" w:sz="0" w:space="0" w:color="000000"/>
-                <w:top w:val="none" w:sz="0" w:space="0" w:color="000000"/>
-                <w:left w:val="none" w:sz="0" w:space="0" w:color="000000"/>
-                <w:right w:val="none" w:sz="0" w:space="0" w:color="000000"/>
-              </w:pBdr>
-              <w:spacing w:after="100" w:before="100" w:line="240"/>
-              <w:ind w:left="100" w:right="100" w:firstLine="0" w:firstLineChars="0"/>
-              <w:rPr>
-                <w:rFonts w:ascii="Times New Roman" w:hAnsi="Times New Roman" w:eastAsia="Times New Roman" w:cs="Times New Roman"/>
-                <w:i w:val="false"/>
-                <w:b w:val="false"/>
-                <w:u w:val="none"/>
-                <w:strike w:val="false"/>
-                <w:sz w:val="18"/>
-                <w:szCs w:val="18"/>
-                <w:color w:val="000000"/>
-              </w:rPr>
-            </w:pPr>
-            <w:r>
-              <w:rPr>
-                <w:rFonts w:ascii="Times New Roman" w:hAnsi="Times New Roman" w:eastAsia="Times New Roman" w:cs="Times New Roman"/>
-                <w:i w:val="false"/>
-                <w:b w:val="false"/>
-                <w:u w:val="none"/>
-                <w:strike w:val="false"/>
-                <w:sz w:val="18"/>
-                <w:szCs w:val="18"/>
-                <w:color w:val="000000"/>
-              </w:rPr>
-              <w:t xml:space="preserve"/>
-            </w:r>
-          </w:p>
-        </w:tc>
-        <w:tc>
-          <w:tcPr>
-            <w:tcBorders>
-              <w:bottom w:val="none" w:sz="0" w:space="0" w:color="000000"/>
-              <w:top w:val="none" w:sz="0" w:space="0" w:color="000000"/>
-              <w:left w:val="none" w:sz="0" w:space="0" w:color="000000"/>
-              <w:right w:val="none" w:sz="0" w:space="0" w:color="000000"/>
-            </w:tcBorders>
-            <w:shd w:val="clear" w:color="auto" w:fill="FFFFFF"/>
-            <w:tcMar>
-              <w:top w:w="0" w:type="dxa"/>
-              <w:bottom w:w="0" w:type="dxa"/>
-              <w:left w:w="0" w:type="dxa"/>
-              <w:right w:w="0" w:type="dxa"/>
-            </w:tcMar>
-            <w:vAlign w:val="top"/>
-          </w:tcPr>
-          <w:p>
-            <w:pPr>
-              <w:pStyle w:val="Normal"/>
-              <w:jc w:val="center"/>
-              <w:pBdr>
-                <w:bottom w:val="none" w:sz="0" w:space="0" w:color="000000"/>
-                <w:top w:val="none" w:sz="0" w:space="0" w:color="000000"/>
-                <w:left w:val="none" w:sz="0" w:space="0" w:color="000000"/>
-                <w:right w:val="none" w:sz="0" w:space="0" w:color="000000"/>
-              </w:pBdr>
-              <w:spacing w:after="100" w:before="100" w:line="240"/>
-              <w:ind w:left="100" w:right="100" w:firstLine="0" w:firstLineChars="0"/>
-              <w:rPr>
-                <w:rFonts w:ascii="Times New Roman" w:hAnsi="Times New Roman" w:eastAsia="Times New Roman" w:cs="Times New Roman"/>
-                <w:i w:val="false"/>
-                <w:b w:val="false"/>
-                <w:u w:val="none"/>
-                <w:strike w:val="false"/>
-                <w:sz w:val="18"/>
-                <w:szCs w:val="18"/>
-                <w:color w:val="000000"/>
-              </w:rPr>
-            </w:pPr>
-            <w:r>
-              <w:rPr>
-                <w:rFonts w:ascii="Times New Roman" w:hAnsi="Times New Roman" w:eastAsia="Times New Roman" w:cs="Times New Roman"/>
-                <w:i w:val="false"/>
-                <w:b w:val="false"/>
-                <w:u w:val="none"/>
-                <w:strike w:val="false"/>
-                <w:sz w:val="18"/>
-                <w:szCs w:val="18"/>
-                <w:color w:val="000000"/>
-              </w:rPr>
-              <w:t xml:space="preserve">0.516</w:t>
-            </w:r>
-          </w:p>
-        </w:tc>
-      </w:tr>
-      <w:tr>
-        <w:trPr>
-          <w:trHeight w:val="560" w:hRule="auto"/>
-        </w:trPr>
-        <w:tc>
-          <w:tcPr>
-            <w:tcBorders>
-              <w:bottom w:val="none" w:sz="0" w:space="0" w:color="000000"/>
-              <w:top w:val="none" w:sz="0" w:space="0" w:color="000000"/>
-              <w:left w:val="none" w:sz="0" w:space="0" w:color="000000"/>
-              <w:right w:val="none" w:sz="0" w:space="0" w:color="000000"/>
-            </w:tcBorders>
-            <w:shd w:val="clear" w:color="auto" w:fill="FFFFFF"/>
-            <w:tcMar>
-              <w:top w:w="0" w:type="dxa"/>
-              <w:bottom w:w="0" w:type="dxa"/>
-              <w:left w:w="0" w:type="dxa"/>
-              <w:right w:w="0" w:type="dxa"/>
-            </w:tcMar>
-            <w:vAlign w:val="top"/>
-          </w:tcPr>
-          <w:p>
-            <w:pPr>
-              <w:pStyle w:val="Normal"/>
-              <w:jc w:val="left"/>
-              <w:pBdr>
-                <w:bottom w:val="none" w:sz="0" w:space="0" w:color="000000"/>
-                <w:top w:val="none" w:sz="0" w:space="0" w:color="000000"/>
-                <w:left w:val="none" w:sz="0" w:space="0" w:color="000000"/>
-                <w:right w:val="none" w:sz="0" w:space="0" w:color="000000"/>
-              </w:pBdr>
-              <w:spacing w:after="100" w:before="100" w:line="240"/>
-              <w:ind w:left="300" w:right="100" w:firstLine="0" w:firstLineChars="0"/>
-              <w:rPr>
-                <w:rFonts w:ascii="Times New Roman" w:hAnsi="Times New Roman" w:eastAsia="Times New Roman" w:cs="Times New Roman"/>
-                <w:i w:val="false"/>
-                <w:b w:val="false"/>
-                <w:u w:val="none"/>
-                <w:strike w:val="false"/>
-                <w:sz w:val="18"/>
-                <w:szCs w:val="18"/>
-                <w:color w:val="000000"/>
-              </w:rPr>
-            </w:pPr>
-            <w:r>
-              <w:rPr>
-                <w:rFonts w:ascii="Times New Roman" w:hAnsi="Times New Roman" w:eastAsia="Times New Roman" w:cs="Times New Roman"/>
-                <w:i w:val="false"/>
-                <w:b w:val="false"/>
-                <w:u w:val="none"/>
-                <w:strike w:val="false"/>
-                <w:sz w:val="18"/>
-                <w:szCs w:val="18"/>
-                <w:color w:val="000000"/>
-              </w:rPr>
-              <w:t xml:space="preserve">No</w:t>
-            </w:r>
-          </w:p>
-        </w:tc>
-        <w:tc>
-          <w:tcPr>
-            <w:tcBorders>
-              <w:bottom w:val="none" w:sz="0" w:space="0" w:color="000000"/>
-              <w:top w:val="none" w:sz="0" w:space="0" w:color="000000"/>
-              <w:left w:val="none" w:sz="0" w:space="0" w:color="000000"/>
-              <w:right w:val="none" w:sz="0" w:space="0" w:color="000000"/>
-            </w:tcBorders>
-            <w:shd w:val="clear" w:color="auto" w:fill="FFFFFF"/>
-            <w:tcMar>
-              <w:top w:w="0" w:type="dxa"/>
-              <w:bottom w:w="0" w:type="dxa"/>
-              <w:left w:w="0" w:type="dxa"/>
-              <w:right w:w="0" w:type="dxa"/>
-            </w:tcMar>
-            <w:vAlign w:val="top"/>
-          </w:tcPr>
-          <w:p>
-            <w:pPr>
-              <w:pStyle w:val="Normal"/>
-              <w:jc w:val="center"/>
-              <w:pBdr>
-                <w:bottom w:val="none" w:sz="0" w:space="0" w:color="000000"/>
-                <w:top w:val="none" w:sz="0" w:space="0" w:color="000000"/>
-                <w:left w:val="none" w:sz="0" w:space="0" w:color="000000"/>
-                <w:right w:val="none" w:sz="0" w:space="0" w:color="000000"/>
-              </w:pBdr>
-              <w:spacing w:after="100" w:before="100" w:line="240"/>
-              <w:ind w:left="100" w:right="100" w:firstLine="0" w:firstLineChars="0"/>
-              <w:rPr>
-                <w:rFonts w:ascii="Times New Roman" w:hAnsi="Times New Roman" w:eastAsia="Times New Roman" w:cs="Times New Roman"/>
-                <w:i w:val="false"/>
-                <w:b w:val="false"/>
-                <w:u w:val="none"/>
-                <w:strike w:val="false"/>
-                <w:sz w:val="18"/>
-                <w:szCs w:val="18"/>
-                <w:color w:val="000000"/>
-              </w:rPr>
-            </w:pPr>
-            <w:r>
-              <w:rPr>
-                <w:rFonts w:ascii="Times New Roman" w:hAnsi="Times New Roman" w:eastAsia="Times New Roman" w:cs="Times New Roman"/>
-                <w:i w:val="false"/>
-                <w:b w:val="false"/>
-                <w:u w:val="none"/>
-                <w:strike w:val="false"/>
-                <w:sz w:val="18"/>
-                <w:szCs w:val="18"/>
-                <w:color w:val="000000"/>
-              </w:rPr>
-              <w:t xml:space="preserve">125 (89.9%)</w:t>
-            </w:r>
-          </w:p>
-        </w:tc>
-        <w:tc>
-          <w:tcPr>
-            <w:tcBorders>
-              <w:bottom w:val="none" w:sz="0" w:space="0" w:color="000000"/>
-              <w:top w:val="none" w:sz="0" w:space="0" w:color="000000"/>
-              <w:left w:val="none" w:sz="0" w:space="0" w:color="000000"/>
-              <w:right w:val="none" w:sz="0" w:space="0" w:color="000000"/>
-            </w:tcBorders>
-            <w:shd w:val="clear" w:color="auto" w:fill="FFFFFF"/>
-            <w:tcMar>
-              <w:top w:w="0" w:type="dxa"/>
-              <w:bottom w:w="0" w:type="dxa"/>
-              <w:left w:w="0" w:type="dxa"/>
-              <w:right w:w="0" w:type="dxa"/>
-            </w:tcMar>
-            <w:vAlign w:val="top"/>
-          </w:tcPr>
-          <w:p>
-            <w:pPr>
-              <w:pStyle w:val="Normal"/>
-              <w:jc w:val="center"/>
-              <w:pBdr>
-                <w:bottom w:val="none" w:sz="0" w:space="0" w:color="000000"/>
-                <w:top w:val="none" w:sz="0" w:space="0" w:color="000000"/>
-                <w:left w:val="none" w:sz="0" w:space="0" w:color="000000"/>
-                <w:right w:val="none" w:sz="0" w:space="0" w:color="000000"/>
-              </w:pBdr>
-              <w:spacing w:after="100" w:before="100" w:line="240"/>
-              <w:ind w:left="100" w:right="100" w:firstLine="0" w:firstLineChars="0"/>
-              <w:rPr>
-                <w:rFonts w:ascii="Times New Roman" w:hAnsi="Times New Roman" w:eastAsia="Times New Roman" w:cs="Times New Roman"/>
-                <w:i w:val="false"/>
-                <w:b w:val="false"/>
-                <w:u w:val="none"/>
-                <w:strike w:val="false"/>
-                <w:sz w:val="18"/>
-                <w:szCs w:val="18"/>
-                <w:color w:val="000000"/>
-              </w:rPr>
-            </w:pPr>
-            <w:r>
-              <w:rPr>
-                <w:rFonts w:ascii="Times New Roman" w:hAnsi="Times New Roman" w:eastAsia="Times New Roman" w:cs="Times New Roman"/>
-                <w:i w:val="false"/>
-                <w:b w:val="false"/>
-                <w:u w:val="none"/>
-                <w:strike w:val="false"/>
-                <w:sz w:val="18"/>
-                <w:szCs w:val="18"/>
-                <w:color w:val="000000"/>
-              </w:rPr>
-              <w:t xml:space="preserve">65 (91.5%)</w:t>
-            </w:r>
-          </w:p>
-        </w:tc>
-        <w:tc>
-          <w:tcPr>
-            <w:tcBorders>
-              <w:bottom w:val="none" w:sz="0" w:space="0" w:color="000000"/>
-              <w:top w:val="none" w:sz="0" w:space="0" w:color="000000"/>
-              <w:left w:val="none" w:sz="0" w:space="0" w:color="000000"/>
-              <w:right w:val="none" w:sz="0" w:space="0" w:color="000000"/>
-            </w:tcBorders>
-            <w:shd w:val="clear" w:color="auto" w:fill="FFFFFF"/>
-            <w:tcMar>
-              <w:top w:w="0" w:type="dxa"/>
-              <w:bottom w:w="0" w:type="dxa"/>
-              <w:left w:w="0" w:type="dxa"/>
-              <w:right w:w="0" w:type="dxa"/>
-            </w:tcMar>
-            <w:vAlign w:val="top"/>
-          </w:tcPr>
-          <w:p>
-            <w:pPr>
-              <w:pStyle w:val="Normal"/>
-              <w:jc w:val="center"/>
-              <w:pBdr>
-                <w:bottom w:val="none" w:sz="0" w:space="0" w:color="000000"/>
-                <w:top w:val="none" w:sz="0" w:space="0" w:color="000000"/>
-                <w:left w:val="none" w:sz="0" w:space="0" w:color="000000"/>
-                <w:right w:val="none" w:sz="0" w:space="0" w:color="000000"/>
-              </w:pBdr>
-              <w:spacing w:after="100" w:before="100" w:line="240"/>
-              <w:ind w:left="100" w:right="100" w:firstLine="0" w:firstLineChars="0"/>
-              <w:rPr>
-                <w:rFonts w:ascii="Times New Roman" w:hAnsi="Times New Roman" w:eastAsia="Times New Roman" w:cs="Times New Roman"/>
-                <w:i w:val="false"/>
-                <w:b w:val="false"/>
-                <w:u w:val="none"/>
-                <w:strike w:val="false"/>
-                <w:sz w:val="18"/>
-                <w:szCs w:val="18"/>
-                <w:color w:val="000000"/>
-              </w:rPr>
-            </w:pPr>
-            <w:r>
-              <w:rPr>
-                <w:rFonts w:ascii="Times New Roman" w:hAnsi="Times New Roman" w:eastAsia="Times New Roman" w:cs="Times New Roman"/>
-                <w:i w:val="false"/>
-                <w:b w:val="false"/>
-                <w:u w:val="none"/>
-                <w:strike w:val="false"/>
-                <w:sz w:val="18"/>
-                <w:szCs w:val="18"/>
-                <w:color w:val="000000"/>
-              </w:rPr>
-              <w:t xml:space="preserve">60 (88.2%)</w:t>
-            </w:r>
-          </w:p>
-        </w:tc>
-        <w:tc>
-          <w:tcPr>
-            <w:tcBorders>
-              <w:bottom w:val="none" w:sz="0" w:space="0" w:color="000000"/>
-              <w:top w:val="none" w:sz="0" w:space="0" w:color="000000"/>
-              <w:left w:val="none" w:sz="0" w:space="0" w:color="000000"/>
-              <w:right w:val="none" w:sz="0" w:space="0" w:color="000000"/>
-            </w:tcBorders>
-            <w:shd w:val="clear" w:color="auto" w:fill="FFFFFF"/>
-            <w:tcMar>
-              <w:top w:w="0" w:type="dxa"/>
-              <w:bottom w:w="0" w:type="dxa"/>
-              <w:left w:w="0" w:type="dxa"/>
-              <w:right w:w="0" w:type="dxa"/>
-            </w:tcMar>
-            <w:vAlign w:val="top"/>
-          </w:tcPr>
-          <w:p>
-            <w:pPr>
-              <w:pStyle w:val="Normal"/>
-              <w:jc w:val="center"/>
-              <w:pBdr>
-                <w:bottom w:val="none" w:sz="0" w:space="0" w:color="000000"/>
-                <w:top w:val="none" w:sz="0" w:space="0" w:color="000000"/>
-                <w:left w:val="none" w:sz="0" w:space="0" w:color="000000"/>
-                <w:right w:val="none" w:sz="0" w:space="0" w:color="000000"/>
-              </w:pBdr>
-              <w:spacing w:after="100" w:before="100" w:line="240"/>
-              <w:ind w:left="100" w:right="100" w:firstLine="0" w:firstLineChars="0"/>
-              <w:rPr>
-                <w:rFonts w:ascii="Times New Roman" w:hAnsi="Times New Roman" w:eastAsia="Times New Roman" w:cs="Times New Roman"/>
-                <w:i w:val="false"/>
-                <w:b w:val="false"/>
-                <w:u w:val="none"/>
-                <w:strike w:val="false"/>
-                <w:sz w:val="18"/>
-                <w:szCs w:val="18"/>
-                <w:color w:val="000000"/>
-              </w:rPr>
-            </w:pPr>
-            <w:r>
-              <w:rPr>
-                <w:rFonts w:ascii="Times New Roman" w:hAnsi="Times New Roman" w:eastAsia="Times New Roman" w:cs="Times New Roman"/>
-                <w:i w:val="false"/>
-                <w:b w:val="false"/>
-                <w:u w:val="none"/>
-                <w:strike w:val="false"/>
-                <w:sz w:val="18"/>
-                <w:szCs w:val="18"/>
-                <w:color w:val="000000"/>
-              </w:rPr>
-              <w:t xml:space="preserve"/>
-            </w:r>
-          </w:p>
-        </w:tc>
-      </w:tr>
-      <w:tr>
-        <w:trPr>
-          <w:trHeight w:val="560" w:hRule="auto"/>
-        </w:trPr>
-        <w:tc>
-          <w:tcPr>
-            <w:tcBorders>
-              <w:bottom w:val="none" w:sz="0" w:space="0" w:color="000000"/>
-              <w:top w:val="none" w:sz="0" w:space="0" w:color="000000"/>
-              <w:left w:val="none" w:sz="0" w:space="0" w:color="000000"/>
-              <w:right w:val="none" w:sz="0" w:space="0" w:color="000000"/>
-            </w:tcBorders>
-            <w:shd w:val="clear" w:color="auto" w:fill="FFFFFF"/>
-            <w:tcMar>
-              <w:top w:w="0" w:type="dxa"/>
-              <w:bottom w:w="0" w:type="dxa"/>
-              <w:left w:w="0" w:type="dxa"/>
-              <w:right w:w="0" w:type="dxa"/>
-            </w:tcMar>
-            <w:vAlign w:val="top"/>
-          </w:tcPr>
-          <w:p>
-            <w:pPr>
-              <w:pStyle w:val="Normal"/>
-              <w:jc w:val="left"/>
-              <w:pBdr>
-                <w:bottom w:val="none" w:sz="0" w:space="0" w:color="000000"/>
-                <w:top w:val="none" w:sz="0" w:space="0" w:color="000000"/>
-                <w:left w:val="none" w:sz="0" w:space="0" w:color="000000"/>
-                <w:right w:val="none" w:sz="0" w:space="0" w:color="000000"/>
-              </w:pBdr>
-              <w:spacing w:after="100" w:before="100" w:line="240"/>
-              <w:ind w:left="300" w:right="100" w:firstLine="0" w:firstLineChars="0"/>
-              <w:rPr>
-                <w:rFonts w:ascii="Times New Roman" w:hAnsi="Times New Roman" w:eastAsia="Times New Roman" w:cs="Times New Roman"/>
-                <w:i w:val="false"/>
-                <w:b w:val="false"/>
-                <w:u w:val="none"/>
-                <w:strike w:val="false"/>
-                <w:sz w:val="18"/>
-                <w:szCs w:val="18"/>
-                <w:color w:val="000000"/>
-              </w:rPr>
-            </w:pPr>
-            <w:r>
-              <w:rPr>
-                <w:rFonts w:ascii="Times New Roman" w:hAnsi="Times New Roman" w:eastAsia="Times New Roman" w:cs="Times New Roman"/>
-                <w:i w:val="false"/>
-                <w:b w:val="false"/>
-                <w:u w:val="none"/>
-                <w:strike w:val="false"/>
-                <w:sz w:val="18"/>
-                <w:szCs w:val="18"/>
-                <w:color w:val="000000"/>
-              </w:rPr>
-              <w:t xml:space="preserve">Yes</w:t>
-            </w:r>
-          </w:p>
-        </w:tc>
-        <w:tc>
-          <w:tcPr>
-            <w:tcBorders>
-              <w:bottom w:val="none" w:sz="0" w:space="0" w:color="000000"/>
-              <w:top w:val="none" w:sz="0" w:space="0" w:color="000000"/>
-              <w:left w:val="none" w:sz="0" w:space="0" w:color="000000"/>
-              <w:right w:val="none" w:sz="0" w:space="0" w:color="000000"/>
-            </w:tcBorders>
-            <w:shd w:val="clear" w:color="auto" w:fill="FFFFFF"/>
-            <w:tcMar>
-              <w:top w:w="0" w:type="dxa"/>
-              <w:bottom w:w="0" w:type="dxa"/>
-              <w:left w:w="0" w:type="dxa"/>
-              <w:right w:w="0" w:type="dxa"/>
-            </w:tcMar>
-            <w:vAlign w:val="top"/>
-          </w:tcPr>
-          <w:p>
-            <w:pPr>
-              <w:pStyle w:val="Normal"/>
-              <w:jc w:val="center"/>
-              <w:pBdr>
-                <w:bottom w:val="none" w:sz="0" w:space="0" w:color="000000"/>
-                <w:top w:val="none" w:sz="0" w:space="0" w:color="000000"/>
-                <w:left w:val="none" w:sz="0" w:space="0" w:color="000000"/>
-                <w:right w:val="none" w:sz="0" w:space="0" w:color="000000"/>
-              </w:pBdr>
-              <w:spacing w:after="100" w:before="100" w:line="240"/>
-              <w:ind w:left="100" w:right="100" w:firstLine="0" w:firstLineChars="0"/>
-              <w:rPr>
-                <w:rFonts w:ascii="Times New Roman" w:hAnsi="Times New Roman" w:eastAsia="Times New Roman" w:cs="Times New Roman"/>
-                <w:i w:val="false"/>
-                <w:b w:val="false"/>
-                <w:u w:val="none"/>
-                <w:strike w:val="false"/>
-                <w:sz w:val="18"/>
-                <w:szCs w:val="18"/>
-                <w:color w:val="000000"/>
-              </w:rPr>
-            </w:pPr>
-            <w:r>
-              <w:rPr>
-                <w:rFonts w:ascii="Times New Roman" w:hAnsi="Times New Roman" w:eastAsia="Times New Roman" w:cs="Times New Roman"/>
-                <w:i w:val="false"/>
-                <w:b w:val="false"/>
-                <w:u w:val="none"/>
-                <w:strike w:val="false"/>
-                <w:sz w:val="18"/>
-                <w:szCs w:val="18"/>
-                <w:color w:val="000000"/>
-              </w:rPr>
-              <w:t xml:space="preserve">14 (10.1%)</w:t>
-            </w:r>
-          </w:p>
-        </w:tc>
-        <w:tc>
-          <w:tcPr>
-            <w:tcBorders>
-              <w:bottom w:val="none" w:sz="0" w:space="0" w:color="000000"/>
-              <w:top w:val="none" w:sz="0" w:space="0" w:color="000000"/>
-              <w:left w:val="none" w:sz="0" w:space="0" w:color="000000"/>
-              <w:right w:val="none" w:sz="0" w:space="0" w:color="000000"/>
-            </w:tcBorders>
-            <w:shd w:val="clear" w:color="auto" w:fill="FFFFFF"/>
-            <w:tcMar>
-              <w:top w:w="0" w:type="dxa"/>
-              <w:bottom w:w="0" w:type="dxa"/>
-              <w:left w:w="0" w:type="dxa"/>
-              <w:right w:w="0" w:type="dxa"/>
-            </w:tcMar>
-            <w:vAlign w:val="top"/>
-          </w:tcPr>
-          <w:p>
-            <w:pPr>
-              <w:pStyle w:val="Normal"/>
-              <w:jc w:val="center"/>
-              <w:pBdr>
-                <w:bottom w:val="none" w:sz="0" w:space="0" w:color="000000"/>
-                <w:top w:val="none" w:sz="0" w:space="0" w:color="000000"/>
-                <w:left w:val="none" w:sz="0" w:space="0" w:color="000000"/>
-                <w:right w:val="none" w:sz="0" w:space="0" w:color="000000"/>
-              </w:pBdr>
-              <w:spacing w:after="100" w:before="100" w:line="240"/>
-              <w:ind w:left="100" w:right="100" w:firstLine="0" w:firstLineChars="0"/>
-              <w:rPr>
-                <w:rFonts w:ascii="Times New Roman" w:hAnsi="Times New Roman" w:eastAsia="Times New Roman" w:cs="Times New Roman"/>
-                <w:i w:val="false"/>
-                <w:b w:val="false"/>
-                <w:u w:val="none"/>
-                <w:strike w:val="false"/>
-                <w:sz w:val="18"/>
-                <w:szCs w:val="18"/>
-                <w:color w:val="000000"/>
-              </w:rPr>
-            </w:pPr>
-            <w:r>
-              <w:rPr>
-                <w:rFonts w:ascii="Times New Roman" w:hAnsi="Times New Roman" w:eastAsia="Times New Roman" w:cs="Times New Roman"/>
-                <w:i w:val="false"/>
-                <w:b w:val="false"/>
-                <w:u w:val="none"/>
-                <w:strike w:val="false"/>
-                <w:sz w:val="18"/>
-                <w:szCs w:val="18"/>
-                <w:color w:val="000000"/>
-              </w:rPr>
-              <w:t xml:space="preserve">6 (8.5%)</w:t>
-            </w:r>
-          </w:p>
-        </w:tc>
-        <w:tc>
-          <w:tcPr>
-            <w:tcBorders>
-              <w:bottom w:val="none" w:sz="0" w:space="0" w:color="000000"/>
-              <w:top w:val="none" w:sz="0" w:space="0" w:color="000000"/>
-              <w:left w:val="none" w:sz="0" w:space="0" w:color="000000"/>
-              <w:right w:val="none" w:sz="0" w:space="0" w:color="000000"/>
-            </w:tcBorders>
-            <w:shd w:val="clear" w:color="auto" w:fill="FFFFFF"/>
-            <w:tcMar>
-              <w:top w:w="0" w:type="dxa"/>
-              <w:bottom w:w="0" w:type="dxa"/>
-              <w:left w:w="0" w:type="dxa"/>
-              <w:right w:w="0" w:type="dxa"/>
-            </w:tcMar>
-            <w:vAlign w:val="top"/>
-          </w:tcPr>
-          <w:p>
-            <w:pPr>
-              <w:pStyle w:val="Normal"/>
-              <w:jc w:val="center"/>
-              <w:pBdr>
-                <w:bottom w:val="none" w:sz="0" w:space="0" w:color="000000"/>
-                <w:top w:val="none" w:sz="0" w:space="0" w:color="000000"/>
-                <w:left w:val="none" w:sz="0" w:space="0" w:color="000000"/>
-                <w:right w:val="none" w:sz="0" w:space="0" w:color="000000"/>
-              </w:pBdr>
-              <w:spacing w:after="100" w:before="100" w:line="240"/>
-              <w:ind w:left="100" w:right="100" w:firstLine="0" w:firstLineChars="0"/>
-              <w:rPr>
-                <w:rFonts w:ascii="Times New Roman" w:hAnsi="Times New Roman" w:eastAsia="Times New Roman" w:cs="Times New Roman"/>
-                <w:i w:val="false"/>
-                <w:b w:val="false"/>
-                <w:u w:val="none"/>
-                <w:strike w:val="false"/>
-                <w:sz w:val="18"/>
-                <w:szCs w:val="18"/>
-                <w:color w:val="000000"/>
-              </w:rPr>
-            </w:pPr>
-            <w:r>
-              <w:rPr>
-                <w:rFonts w:ascii="Times New Roman" w:hAnsi="Times New Roman" w:eastAsia="Times New Roman" w:cs="Times New Roman"/>
-                <w:i w:val="false"/>
-                <w:b w:val="false"/>
-                <w:u w:val="none"/>
-                <w:strike w:val="false"/>
-                <w:sz w:val="18"/>
-                <w:szCs w:val="18"/>
-                <w:color w:val="000000"/>
-              </w:rPr>
-              <w:t xml:space="preserve">8 (11.8%)</w:t>
-            </w:r>
-          </w:p>
-        </w:tc>
-        <w:tc>
-          <w:tcPr>
-            <w:tcBorders>
-              <w:bottom w:val="none" w:sz="0" w:space="0" w:color="000000"/>
-              <w:top w:val="none" w:sz="0" w:space="0" w:color="000000"/>
-              <w:left w:val="none" w:sz="0" w:space="0" w:color="000000"/>
-              <w:right w:val="none" w:sz="0" w:space="0" w:color="000000"/>
-            </w:tcBorders>
-            <w:shd w:val="clear" w:color="auto" w:fill="FFFFFF"/>
-            <w:tcMar>
-              <w:top w:w="0" w:type="dxa"/>
-              <w:bottom w:w="0" w:type="dxa"/>
-              <w:left w:w="0" w:type="dxa"/>
-              <w:right w:w="0" w:type="dxa"/>
-            </w:tcMar>
-            <w:vAlign w:val="top"/>
-          </w:tcPr>
-          <w:p>
-            <w:pPr>
-              <w:pStyle w:val="Normal"/>
-              <w:jc w:val="center"/>
-              <w:pBdr>
-                <w:bottom w:val="none" w:sz="0" w:space="0" w:color="000000"/>
-                <w:top w:val="none" w:sz="0" w:space="0" w:color="000000"/>
-                <w:left w:val="none" w:sz="0" w:space="0" w:color="000000"/>
-                <w:right w:val="none" w:sz="0" w:space="0" w:color="000000"/>
-              </w:pBdr>
-              <w:spacing w:after="100" w:before="100" w:line="240"/>
-              <w:ind w:left="100" w:right="100" w:firstLine="0" w:firstLineChars="0"/>
-              <w:rPr>
-                <w:rFonts w:ascii="Times New Roman" w:hAnsi="Times New Roman" w:eastAsia="Times New Roman" w:cs="Times New Roman"/>
-                <w:i w:val="false"/>
-                <w:b w:val="false"/>
-                <w:u w:val="none"/>
-                <w:strike w:val="false"/>
-                <w:sz w:val="18"/>
-                <w:szCs w:val="18"/>
-                <w:color w:val="000000"/>
-              </w:rPr>
-            </w:pPr>
-            <w:r>
-              <w:rPr>
-                <w:rFonts w:ascii="Times New Roman" w:hAnsi="Times New Roman" w:eastAsia="Times New Roman" w:cs="Times New Roman"/>
-                <w:i w:val="false"/>
-                <w:b w:val="false"/>
-                <w:u w:val="none"/>
-                <w:strike w:val="false"/>
-                <w:sz w:val="18"/>
-                <w:szCs w:val="18"/>
-                <w:color w:val="000000"/>
-              </w:rPr>
-              <w:t xml:space="preserve"/>
-            </w:r>
-          </w:p>
-        </w:tc>
-      </w:tr>
-      <w:tr>
-        <w:trPr>
-          <w:trHeight w:val="560" w:hRule="auto"/>
-        </w:trPr>
-        <w:tc>
-          <w:tcPr>
-            <w:tcBorders>
-              <w:bottom w:val="none" w:sz="0" w:space="0" w:color="000000"/>
-              <w:top w:val="none" w:sz="0" w:space="0" w:color="000000"/>
-              <w:left w:val="none" w:sz="0" w:space="0" w:color="000000"/>
-              <w:right w:val="none" w:sz="0" w:space="0" w:color="000000"/>
-            </w:tcBorders>
-            <w:shd w:val="clear" w:color="auto" w:fill="FFFFFF"/>
-            <w:tcMar>
-              <w:top w:w="0" w:type="dxa"/>
-              <w:bottom w:w="0" w:type="dxa"/>
-              <w:left w:w="0" w:type="dxa"/>
-              <w:right w:w="0" w:type="dxa"/>
-            </w:tcMar>
-            <w:vAlign w:val="top"/>
-          </w:tcPr>
-          <w:p>
-            <w:pPr>
-              <w:pStyle w:val="Normal"/>
-              <w:jc w:val="left"/>
-              <w:pBdr>
-                <w:bottom w:val="none" w:sz="0" w:space="0" w:color="000000"/>
-                <w:top w:val="none" w:sz="0" w:space="0" w:color="000000"/>
-                <w:left w:val="none" w:sz="0" w:space="0" w:color="000000"/>
-                <w:right w:val="none" w:sz="0" w:space="0" w:color="000000"/>
-              </w:pBdr>
-              <w:spacing w:after="100" w:before="100" w:line="240"/>
-              <w:ind w:left="300" w:right="100" w:firstLine="0" w:firstLineChars="0"/>
-              <w:rPr>
-                <w:rFonts w:ascii="Times New Roman" w:hAnsi="Times New Roman" w:eastAsia="Times New Roman" w:cs="Times New Roman"/>
-                <w:i w:val="false"/>
-                <w:b w:val="false"/>
-                <w:u w:val="none"/>
-                <w:strike w:val="false"/>
-                <w:sz w:val="18"/>
-                <w:szCs w:val="18"/>
-                <w:color w:val="000000"/>
-              </w:rPr>
-            </w:pPr>
-            <w:r>
-              <w:rPr>
-                <w:rFonts w:ascii="Times New Roman" w:hAnsi="Times New Roman" w:eastAsia="Times New Roman" w:cs="Times New Roman"/>
-                <w:i w:val="false"/>
-                <w:b w:val="false"/>
-                <w:u w:val="none"/>
-                <w:strike w:val="false"/>
-                <w:sz w:val="18"/>
-                <w:szCs w:val="18"/>
-                <w:color w:val="000000"/>
-              </w:rPr>
-              <w:t xml:space="preserve">Missing</w:t>
-            </w:r>
-          </w:p>
-        </w:tc>
-        <w:tc>
-          <w:tcPr>
-            <w:tcBorders>
-              <w:bottom w:val="none" w:sz="0" w:space="0" w:color="000000"/>
-              <w:top w:val="none" w:sz="0" w:space="0" w:color="000000"/>
-              <w:left w:val="none" w:sz="0" w:space="0" w:color="000000"/>
-              <w:right w:val="none" w:sz="0" w:space="0" w:color="000000"/>
-            </w:tcBorders>
-            <w:shd w:val="clear" w:color="auto" w:fill="FFFFFF"/>
-            <w:tcMar>
-              <w:top w:w="0" w:type="dxa"/>
-              <w:bottom w:w="0" w:type="dxa"/>
-              <w:left w:w="0" w:type="dxa"/>
-              <w:right w:w="0" w:type="dxa"/>
-            </w:tcMar>
-            <w:vAlign w:val="top"/>
-          </w:tcPr>
-          <w:p>
-            <w:pPr>
-              <w:pStyle w:val="Normal"/>
-              <w:jc w:val="center"/>
-              <w:pBdr>
-                <w:bottom w:val="none" w:sz="0" w:space="0" w:color="000000"/>
-                <w:top w:val="none" w:sz="0" w:space="0" w:color="000000"/>
-                <w:left w:val="none" w:sz="0" w:space="0" w:color="000000"/>
-                <w:right w:val="none" w:sz="0" w:space="0" w:color="000000"/>
-              </w:pBdr>
-              <w:spacing w:after="100" w:before="100" w:line="240"/>
-              <w:ind w:left="100" w:right="100" w:firstLine="0" w:firstLineChars="0"/>
-              <w:rPr>
-                <w:rFonts w:ascii="Times New Roman" w:hAnsi="Times New Roman" w:eastAsia="Times New Roman" w:cs="Times New Roman"/>
-                <w:i w:val="false"/>
-                <w:b w:val="false"/>
-                <w:u w:val="none"/>
-                <w:strike w:val="false"/>
-                <w:sz w:val="18"/>
-                <w:szCs w:val="18"/>
-                <w:color w:val="000000"/>
-              </w:rPr>
-            </w:pPr>
-            <w:r>
-              <w:rPr>
-                <w:rFonts w:ascii="Times New Roman" w:hAnsi="Times New Roman" w:eastAsia="Times New Roman" w:cs="Times New Roman"/>
-                <w:i w:val="false"/>
-                <w:b w:val="false"/>
-                <w:u w:val="none"/>
-                <w:strike w:val="false"/>
-                <w:sz w:val="18"/>
-                <w:szCs w:val="18"/>
-                <w:color w:val="000000"/>
-              </w:rPr>
-              <w:t xml:space="preserve">17</w:t>
-            </w:r>
-          </w:p>
-        </w:tc>
-        <w:tc>
-          <w:tcPr>
-            <w:tcBorders>
-              <w:bottom w:val="none" w:sz="0" w:space="0" w:color="000000"/>
-              <w:top w:val="none" w:sz="0" w:space="0" w:color="000000"/>
-              <w:left w:val="none" w:sz="0" w:space="0" w:color="000000"/>
-              <w:right w:val="none" w:sz="0" w:space="0" w:color="000000"/>
-            </w:tcBorders>
-            <w:shd w:val="clear" w:color="auto" w:fill="FFFFFF"/>
-            <w:tcMar>
-              <w:top w:w="0" w:type="dxa"/>
-              <w:bottom w:w="0" w:type="dxa"/>
-              <w:left w:w="0" w:type="dxa"/>
-              <w:right w:w="0" w:type="dxa"/>
-            </w:tcMar>
-            <w:vAlign w:val="top"/>
-          </w:tcPr>
-          <w:p>
-            <w:pPr>
-              <w:pStyle w:val="Normal"/>
-              <w:jc w:val="center"/>
-              <w:pBdr>
-                <w:bottom w:val="none" w:sz="0" w:space="0" w:color="000000"/>
-                <w:top w:val="none" w:sz="0" w:space="0" w:color="000000"/>
-                <w:left w:val="none" w:sz="0" w:space="0" w:color="000000"/>
-                <w:right w:val="none" w:sz="0" w:space="0" w:color="000000"/>
-              </w:pBdr>
-              <w:spacing w:after="100" w:before="100" w:line="240"/>
-              <w:ind w:left="100" w:right="100" w:firstLine="0" w:firstLineChars="0"/>
-              <w:rPr>
-                <w:rFonts w:ascii="Times New Roman" w:hAnsi="Times New Roman" w:eastAsia="Times New Roman" w:cs="Times New Roman"/>
-                <w:i w:val="false"/>
-                <w:b w:val="false"/>
-                <w:u w:val="none"/>
-                <w:strike w:val="false"/>
-                <w:sz w:val="18"/>
-                <w:szCs w:val="18"/>
-                <w:color w:val="000000"/>
-              </w:rPr>
-            </w:pPr>
-            <w:r>
-              <w:rPr>
-                <w:rFonts w:ascii="Times New Roman" w:hAnsi="Times New Roman" w:eastAsia="Times New Roman" w:cs="Times New Roman"/>
-                <w:i w:val="false"/>
-                <w:b w:val="false"/>
-                <w:u w:val="none"/>
-                <w:strike w:val="false"/>
-                <w:sz w:val="18"/>
-                <w:szCs w:val="18"/>
-                <w:color w:val="000000"/>
-              </w:rPr>
-              <w:t xml:space="preserve">7</w:t>
-            </w:r>
-          </w:p>
-        </w:tc>
-        <w:tc>
-          <w:tcPr>
-            <w:tcBorders>
-              <w:bottom w:val="none" w:sz="0" w:space="0" w:color="000000"/>
-              <w:top w:val="none" w:sz="0" w:space="0" w:color="000000"/>
-              <w:left w:val="none" w:sz="0" w:space="0" w:color="000000"/>
-              <w:right w:val="none" w:sz="0" w:space="0" w:color="000000"/>
-            </w:tcBorders>
-            <w:shd w:val="clear" w:color="auto" w:fill="FFFFFF"/>
-            <w:tcMar>
-              <w:top w:w="0" w:type="dxa"/>
-              <w:bottom w:w="0" w:type="dxa"/>
-              <w:left w:w="0" w:type="dxa"/>
-              <w:right w:w="0" w:type="dxa"/>
-            </w:tcMar>
-            <w:vAlign w:val="top"/>
-          </w:tcPr>
-          <w:p>
-            <w:pPr>
-              <w:pStyle w:val="Normal"/>
-              <w:jc w:val="center"/>
-              <w:pBdr>
-                <w:bottom w:val="none" w:sz="0" w:space="0" w:color="000000"/>
-                <w:top w:val="none" w:sz="0" w:space="0" w:color="000000"/>
-                <w:left w:val="none" w:sz="0" w:space="0" w:color="000000"/>
-                <w:right w:val="none" w:sz="0" w:space="0" w:color="000000"/>
-              </w:pBdr>
-              <w:spacing w:after="100" w:before="100" w:line="240"/>
-              <w:ind w:left="100" w:right="100" w:firstLine="0" w:firstLineChars="0"/>
-              <w:rPr>
-                <w:rFonts w:ascii="Times New Roman" w:hAnsi="Times New Roman" w:eastAsia="Times New Roman" w:cs="Times New Roman"/>
-                <w:i w:val="false"/>
-                <w:b w:val="false"/>
-                <w:u w:val="none"/>
-                <w:strike w:val="false"/>
-                <w:sz w:val="18"/>
-                <w:szCs w:val="18"/>
-                <w:color w:val="000000"/>
-              </w:rPr>
-            </w:pPr>
-            <w:r>
-              <w:rPr>
-                <w:rFonts w:ascii="Times New Roman" w:hAnsi="Times New Roman" w:eastAsia="Times New Roman" w:cs="Times New Roman"/>
-                <w:i w:val="false"/>
-                <w:b w:val="false"/>
-                <w:u w:val="none"/>
-                <w:strike w:val="false"/>
-                <w:sz w:val="18"/>
-                <w:szCs w:val="18"/>
-                <w:color w:val="000000"/>
-              </w:rPr>
-              <w:t xml:space="preserve">10</w:t>
-            </w:r>
-          </w:p>
-        </w:tc>
-        <w:tc>
-          <w:tcPr>
-            <w:tcBorders>
-              <w:bottom w:val="none" w:sz="0" w:space="0" w:color="000000"/>
-              <w:top w:val="none" w:sz="0" w:space="0" w:color="000000"/>
-              <w:left w:val="none" w:sz="0" w:space="0" w:color="000000"/>
-              <w:right w:val="none" w:sz="0" w:space="0" w:color="000000"/>
-            </w:tcBorders>
-            <w:shd w:val="clear" w:color="auto" w:fill="FFFFFF"/>
-            <w:tcMar>
-              <w:top w:w="0" w:type="dxa"/>
-              <w:bottom w:w="0" w:type="dxa"/>
-              <w:left w:w="0" w:type="dxa"/>
-              <w:right w:w="0" w:type="dxa"/>
-            </w:tcMar>
-            <w:vAlign w:val="top"/>
-          </w:tcPr>
-          <w:p>
-            <w:pPr>
-              <w:pStyle w:val="Normal"/>
-              <w:jc w:val="center"/>
-              <w:pBdr>
-                <w:bottom w:val="none" w:sz="0" w:space="0" w:color="000000"/>
-                <w:top w:val="none" w:sz="0" w:space="0" w:color="000000"/>
-                <w:left w:val="none" w:sz="0" w:space="0" w:color="000000"/>
-                <w:right w:val="none" w:sz="0" w:space="0" w:color="000000"/>
-              </w:pBdr>
-              <w:spacing w:after="100" w:before="100" w:line="240"/>
-              <w:ind w:left="100" w:right="100" w:firstLine="0" w:firstLineChars="0"/>
-              <w:rPr>
-                <w:rFonts w:ascii="Times New Roman" w:hAnsi="Times New Roman" w:eastAsia="Times New Roman" w:cs="Times New Roman"/>
-                <w:i w:val="false"/>
-                <w:b w:val="false"/>
-                <w:u w:val="none"/>
-                <w:strike w:val="false"/>
-                <w:sz w:val="18"/>
-                <w:szCs w:val="18"/>
-                <w:color w:val="000000"/>
-              </w:rPr>
-            </w:pPr>
-            <w:r>
-              <w:rPr>
-                <w:rFonts w:ascii="Times New Roman" w:hAnsi="Times New Roman" w:eastAsia="Times New Roman" w:cs="Times New Roman"/>
-                <w:i w:val="false"/>
-                <w:b w:val="false"/>
-                <w:u w:val="none"/>
-                <w:strike w:val="false"/>
-                <w:sz w:val="18"/>
-                <w:szCs w:val="18"/>
-                <w:color w:val="000000"/>
-              </w:rPr>
-              <w:t xml:space="preserve"/>
-            </w:r>
-          </w:p>
-        </w:tc>
-      </w:tr>
-      <w:tr>
-        <w:trPr>
-          <w:trHeight w:val="560" w:hRule="auto"/>
-        </w:trPr>
-        <w:tc>
-          <w:tcPr>
-            <w:tcBorders>
-              <w:bottom w:val="none" w:sz="0" w:space="0" w:color="000000"/>
-              <w:top w:val="none" w:sz="0" w:space="0" w:color="000000"/>
-              <w:left w:val="none" w:sz="0" w:space="0" w:color="000000"/>
-              <w:right w:val="none" w:sz="0" w:space="0" w:color="000000"/>
-            </w:tcBorders>
-            <w:shd w:val="clear" w:color="auto" w:fill="FFFFFF"/>
-            <w:tcMar>
-              <w:top w:w="0" w:type="dxa"/>
-              <w:bottom w:w="0" w:type="dxa"/>
-              <w:left w:w="0" w:type="dxa"/>
-              <w:right w:w="0" w:type="dxa"/>
-            </w:tcMar>
-            <w:vAlign w:val="top"/>
-          </w:tcPr>
-          <w:p>
-            <w:pPr>
-              <w:pStyle w:val="Normal"/>
-              <w:jc w:val="left"/>
-              <w:pBdr>
-                <w:bottom w:val="none" w:sz="0" w:space="0" w:color="000000"/>
-                <w:top w:val="none" w:sz="0" w:space="0" w:color="000000"/>
-                <w:left w:val="none" w:sz="0" w:space="0" w:color="000000"/>
-                <w:right w:val="none" w:sz="0" w:space="0" w:color="000000"/>
-              </w:pBdr>
-              <w:spacing w:after="100" w:before="100" w:line="240"/>
-              <w:ind w:left="100" w:right="100" w:firstLine="0" w:firstLineChars="0"/>
-              <w:rPr>
-                <w:rFonts w:ascii="Times New Roman" w:hAnsi="Times New Roman" w:eastAsia="Times New Roman" w:cs="Times New Roman"/>
-                <w:i w:val="false"/>
-                <w:b w:val="true"/>
-                <w:u w:val="none"/>
-                <w:strike w:val="false"/>
-                <w:sz w:val="18"/>
-                <w:szCs w:val="18"/>
-                <w:color w:val="000000"/>
-              </w:rPr>
-            </w:pPr>
-            <w:r>
-              <w:rPr>
-                <w:rFonts w:ascii="Times New Roman" w:hAnsi="Times New Roman" w:eastAsia="Times New Roman" w:cs="Times New Roman"/>
-                <w:i w:val="false"/>
-                <w:b w:val="true"/>
-                <w:u w:val="none"/>
-                <w:strike w:val="false"/>
-                <w:sz w:val="18"/>
-                <w:szCs w:val="18"/>
-                <w:color w:val="000000"/>
-              </w:rPr>
-              <w:t xml:space="preserve">BRAF testing performed</w:t>
-            </w:r>
-          </w:p>
-        </w:tc>
-        <w:tc>
-          <w:tcPr>
-            <w:tcBorders>
-              <w:bottom w:val="none" w:sz="0" w:space="0" w:color="000000"/>
-              <w:top w:val="none" w:sz="0" w:space="0" w:color="000000"/>
-              <w:left w:val="none" w:sz="0" w:space="0" w:color="000000"/>
-              <w:right w:val="none" w:sz="0" w:space="0" w:color="000000"/>
-            </w:tcBorders>
-            <w:shd w:val="clear" w:color="auto" w:fill="FFFFFF"/>
-            <w:tcMar>
-              <w:top w:w="0" w:type="dxa"/>
-              <w:bottom w:w="0" w:type="dxa"/>
-              <w:left w:w="0" w:type="dxa"/>
-              <w:right w:w="0" w:type="dxa"/>
-            </w:tcMar>
-            <w:vAlign w:val="top"/>
-          </w:tcPr>
-          <w:p>
-            <w:pPr>
-              <w:pStyle w:val="Normal"/>
-              <w:jc w:val="center"/>
-              <w:pBdr>
-                <w:bottom w:val="none" w:sz="0" w:space="0" w:color="000000"/>
-                <w:top w:val="none" w:sz="0" w:space="0" w:color="000000"/>
-                <w:left w:val="none" w:sz="0" w:space="0" w:color="000000"/>
-                <w:right w:val="none" w:sz="0" w:space="0" w:color="000000"/>
-              </w:pBdr>
-              <w:spacing w:after="100" w:before="100" w:line="240"/>
-              <w:ind w:left="100" w:right="100" w:firstLine="0" w:firstLineChars="0"/>
-              <w:rPr>
-                <w:rFonts w:ascii="Times New Roman" w:hAnsi="Times New Roman" w:eastAsia="Times New Roman" w:cs="Times New Roman"/>
-                <w:i w:val="false"/>
-                <w:b w:val="false"/>
-                <w:u w:val="none"/>
-                <w:strike w:val="false"/>
-                <w:sz w:val="18"/>
-                <w:szCs w:val="18"/>
-                <w:color w:val="000000"/>
-              </w:rPr>
-            </w:pPr>
-            <w:r>
-              <w:rPr>
-                <w:rFonts w:ascii="Times New Roman" w:hAnsi="Times New Roman" w:eastAsia="Times New Roman" w:cs="Times New Roman"/>
-                <w:i w:val="false"/>
-                <w:b w:val="false"/>
-                <w:u w:val="none"/>
-                <w:strike w:val="false"/>
-                <w:sz w:val="18"/>
-                <w:szCs w:val="18"/>
-                <w:color w:val="000000"/>
-              </w:rPr>
-              <w:t xml:space="preserve"/>
-            </w:r>
-          </w:p>
-        </w:tc>
-        <w:tc>
-          <w:tcPr>
-            <w:tcBorders>
-              <w:bottom w:val="none" w:sz="0" w:space="0" w:color="000000"/>
-              <w:top w:val="none" w:sz="0" w:space="0" w:color="000000"/>
-              <w:left w:val="none" w:sz="0" w:space="0" w:color="000000"/>
-              <w:right w:val="none" w:sz="0" w:space="0" w:color="000000"/>
-            </w:tcBorders>
-            <w:shd w:val="clear" w:color="auto" w:fill="FFFFFF"/>
-            <w:tcMar>
-              <w:top w:w="0" w:type="dxa"/>
-              <w:bottom w:w="0" w:type="dxa"/>
-              <w:left w:w="0" w:type="dxa"/>
-              <w:right w:w="0" w:type="dxa"/>
-            </w:tcMar>
-            <w:vAlign w:val="top"/>
-          </w:tcPr>
-          <w:p>
-            <w:pPr>
-              <w:pStyle w:val="Normal"/>
-              <w:jc w:val="center"/>
-              <w:pBdr>
-                <w:bottom w:val="none" w:sz="0" w:space="0" w:color="000000"/>
-                <w:top w:val="none" w:sz="0" w:space="0" w:color="000000"/>
-                <w:left w:val="none" w:sz="0" w:space="0" w:color="000000"/>
-                <w:right w:val="none" w:sz="0" w:space="0" w:color="000000"/>
-              </w:pBdr>
-              <w:spacing w:after="100" w:before="100" w:line="240"/>
-              <w:ind w:left="100" w:right="100" w:firstLine="0" w:firstLineChars="0"/>
-              <w:rPr>
-                <w:rFonts w:ascii="Times New Roman" w:hAnsi="Times New Roman" w:eastAsia="Times New Roman" w:cs="Times New Roman"/>
-                <w:i w:val="false"/>
-                <w:b w:val="false"/>
-                <w:u w:val="none"/>
-                <w:strike w:val="false"/>
-                <w:sz w:val="18"/>
-                <w:szCs w:val="18"/>
-                <w:color w:val="000000"/>
-              </w:rPr>
-            </w:pPr>
-            <w:r>
-              <w:rPr>
-                <w:rFonts w:ascii="Times New Roman" w:hAnsi="Times New Roman" w:eastAsia="Times New Roman" w:cs="Times New Roman"/>
-                <w:i w:val="false"/>
-                <w:b w:val="false"/>
-                <w:u w:val="none"/>
-                <w:strike w:val="false"/>
-                <w:sz w:val="18"/>
-                <w:szCs w:val="18"/>
-                <w:color w:val="000000"/>
-              </w:rPr>
-              <w:t xml:space="preserve"/>
-            </w:r>
-          </w:p>
-        </w:tc>
-        <w:tc>
-          <w:tcPr>
-            <w:tcBorders>
-              <w:bottom w:val="none" w:sz="0" w:space="0" w:color="000000"/>
-              <w:top w:val="none" w:sz="0" w:space="0" w:color="000000"/>
-              <w:left w:val="none" w:sz="0" w:space="0" w:color="000000"/>
-              <w:right w:val="none" w:sz="0" w:space="0" w:color="000000"/>
-            </w:tcBorders>
-            <w:shd w:val="clear" w:color="auto" w:fill="FFFFFF"/>
-            <w:tcMar>
-              <w:top w:w="0" w:type="dxa"/>
-              <w:bottom w:w="0" w:type="dxa"/>
-              <w:left w:w="0" w:type="dxa"/>
-              <w:right w:w="0" w:type="dxa"/>
-            </w:tcMar>
-            <w:vAlign w:val="top"/>
-          </w:tcPr>
-          <w:p>
-            <w:pPr>
-              <w:pStyle w:val="Normal"/>
-              <w:jc w:val="center"/>
-              <w:pBdr>
-                <w:bottom w:val="none" w:sz="0" w:space="0" w:color="000000"/>
-                <w:top w:val="none" w:sz="0" w:space="0" w:color="000000"/>
-                <w:left w:val="none" w:sz="0" w:space="0" w:color="000000"/>
-                <w:right w:val="none" w:sz="0" w:space="0" w:color="000000"/>
-              </w:pBdr>
-              <w:spacing w:after="100" w:before="100" w:line="240"/>
-              <w:ind w:left="100" w:right="100" w:firstLine="0" w:firstLineChars="0"/>
-              <w:rPr>
-                <w:rFonts w:ascii="Times New Roman" w:hAnsi="Times New Roman" w:eastAsia="Times New Roman" w:cs="Times New Roman"/>
-                <w:i w:val="false"/>
-                <w:b w:val="false"/>
-                <w:u w:val="none"/>
-                <w:strike w:val="false"/>
-                <w:sz w:val="18"/>
-                <w:szCs w:val="18"/>
-                <w:color w:val="000000"/>
-              </w:rPr>
-            </w:pPr>
-            <w:r>
-              <w:rPr>
-                <w:rFonts w:ascii="Times New Roman" w:hAnsi="Times New Roman" w:eastAsia="Times New Roman" w:cs="Times New Roman"/>
-                <w:i w:val="false"/>
-                <w:b w:val="false"/>
-                <w:u w:val="none"/>
-                <w:strike w:val="false"/>
-                <w:sz w:val="18"/>
-                <w:szCs w:val="18"/>
-                <w:color w:val="000000"/>
-              </w:rPr>
-              <w:t xml:space="preserve"/>
-            </w:r>
-          </w:p>
-        </w:tc>
-        <w:tc>
-          <w:tcPr>
-            <w:tcBorders>
-              <w:bottom w:val="none" w:sz="0" w:space="0" w:color="000000"/>
-              <w:top w:val="none" w:sz="0" w:space="0" w:color="000000"/>
-              <w:left w:val="none" w:sz="0" w:space="0" w:color="000000"/>
-              <w:right w:val="none" w:sz="0" w:space="0" w:color="000000"/>
-            </w:tcBorders>
-            <w:shd w:val="clear" w:color="auto" w:fill="FFFFFF"/>
-            <w:tcMar>
-              <w:top w:w="0" w:type="dxa"/>
-              <w:bottom w:w="0" w:type="dxa"/>
-              <w:left w:w="0" w:type="dxa"/>
-              <w:right w:w="0" w:type="dxa"/>
-            </w:tcMar>
-            <w:vAlign w:val="top"/>
-          </w:tcPr>
-          <w:p>
-            <w:pPr>
-              <w:pStyle w:val="Normal"/>
-              <w:jc w:val="center"/>
-              <w:pBdr>
-                <w:bottom w:val="none" w:sz="0" w:space="0" w:color="000000"/>
-                <w:top w:val="none" w:sz="0" w:space="0" w:color="000000"/>
-                <w:left w:val="none" w:sz="0" w:space="0" w:color="000000"/>
-                <w:right w:val="none" w:sz="0" w:space="0" w:color="000000"/>
-              </w:pBdr>
-              <w:spacing w:after="100" w:before="100" w:line="240"/>
-              <w:ind w:left="100" w:right="100" w:firstLine="0" w:firstLineChars="0"/>
-              <w:rPr>
-                <w:rFonts w:ascii="Times New Roman" w:hAnsi="Times New Roman" w:eastAsia="Times New Roman" w:cs="Times New Roman"/>
-                <w:i w:val="false"/>
-                <w:b w:val="false"/>
-                <w:u w:val="none"/>
-                <w:strike w:val="false"/>
-                <w:sz w:val="18"/>
-                <w:szCs w:val="18"/>
-                <w:color w:val="000000"/>
-              </w:rPr>
-            </w:pPr>
-            <w:r>
-              <w:rPr>
-                <w:rFonts w:ascii="Times New Roman" w:hAnsi="Times New Roman" w:eastAsia="Times New Roman" w:cs="Times New Roman"/>
-                <w:i w:val="false"/>
-                <w:b w:val="false"/>
-                <w:u w:val="none"/>
-                <w:strike w:val="false"/>
-                <w:sz w:val="18"/>
-                <w:szCs w:val="18"/>
-                <w:color w:val="000000"/>
-              </w:rPr>
-              <w:t xml:space="preserve">0.479</w:t>
-            </w:r>
-          </w:p>
-        </w:tc>
-      </w:tr>
-      <w:tr>
-        <w:trPr>
-          <w:trHeight w:val="560" w:hRule="auto"/>
-        </w:trPr>
-        <w:tc>
-          <w:tcPr>
-            <w:tcBorders>
-              <w:bottom w:val="none" w:sz="0" w:space="0" w:color="000000"/>
-              <w:top w:val="none" w:sz="0" w:space="0" w:color="000000"/>
-              <w:left w:val="none" w:sz="0" w:space="0" w:color="000000"/>
-              <w:right w:val="none" w:sz="0" w:space="0" w:color="000000"/>
-            </w:tcBorders>
-            <w:shd w:val="clear" w:color="auto" w:fill="FFFFFF"/>
-            <w:tcMar>
-              <w:top w:w="0" w:type="dxa"/>
-              <w:bottom w:w="0" w:type="dxa"/>
-              <w:left w:w="0" w:type="dxa"/>
-              <w:right w:w="0" w:type="dxa"/>
-            </w:tcMar>
-            <w:vAlign w:val="top"/>
-          </w:tcPr>
-          <w:p>
-            <w:pPr>
-              <w:pStyle w:val="Normal"/>
-              <w:jc w:val="left"/>
-              <w:pBdr>
-                <w:bottom w:val="none" w:sz="0" w:space="0" w:color="000000"/>
-                <w:top w:val="none" w:sz="0" w:space="0" w:color="000000"/>
-                <w:left w:val="none" w:sz="0" w:space="0" w:color="000000"/>
-                <w:right w:val="none" w:sz="0" w:space="0" w:color="000000"/>
-              </w:pBdr>
-              <w:spacing w:after="100" w:before="100" w:line="240"/>
-              <w:ind w:left="300" w:right="100" w:firstLine="0" w:firstLineChars="0"/>
-              <w:rPr>
-                <w:rFonts w:ascii="Times New Roman" w:hAnsi="Times New Roman" w:eastAsia="Times New Roman" w:cs="Times New Roman"/>
-                <w:i w:val="false"/>
-                <w:b w:val="false"/>
-                <w:u w:val="none"/>
-                <w:strike w:val="false"/>
-                <w:sz w:val="18"/>
-                <w:szCs w:val="18"/>
-                <w:color w:val="000000"/>
-              </w:rPr>
-            </w:pPr>
-            <w:r>
-              <w:rPr>
-                <w:rFonts w:ascii="Times New Roman" w:hAnsi="Times New Roman" w:eastAsia="Times New Roman" w:cs="Times New Roman"/>
-                <w:i w:val="false"/>
-                <w:b w:val="false"/>
-                <w:u w:val="none"/>
-                <w:strike w:val="false"/>
-                <w:sz w:val="18"/>
-                <w:szCs w:val="18"/>
-                <w:color w:val="000000"/>
-              </w:rPr>
-              <w:t xml:space="preserve">No</w:t>
-            </w:r>
-          </w:p>
-        </w:tc>
-        <w:tc>
-          <w:tcPr>
-            <w:tcBorders>
-              <w:bottom w:val="none" w:sz="0" w:space="0" w:color="000000"/>
-              <w:top w:val="none" w:sz="0" w:space="0" w:color="000000"/>
-              <w:left w:val="none" w:sz="0" w:space="0" w:color="000000"/>
-              <w:right w:val="none" w:sz="0" w:space="0" w:color="000000"/>
-            </w:tcBorders>
-            <w:shd w:val="clear" w:color="auto" w:fill="FFFFFF"/>
-            <w:tcMar>
-              <w:top w:w="0" w:type="dxa"/>
-              <w:bottom w:w="0" w:type="dxa"/>
-              <w:left w:w="0" w:type="dxa"/>
-              <w:right w:w="0" w:type="dxa"/>
-            </w:tcMar>
-            <w:vAlign w:val="top"/>
-          </w:tcPr>
-          <w:p>
-            <w:pPr>
-              <w:pStyle w:val="Normal"/>
-              <w:jc w:val="center"/>
-              <w:pBdr>
-                <w:bottom w:val="none" w:sz="0" w:space="0" w:color="000000"/>
-                <w:top w:val="none" w:sz="0" w:space="0" w:color="000000"/>
-                <w:left w:val="none" w:sz="0" w:space="0" w:color="000000"/>
-                <w:right w:val="none" w:sz="0" w:space="0" w:color="000000"/>
-              </w:pBdr>
-              <w:spacing w:after="100" w:before="100" w:line="240"/>
-              <w:ind w:left="100" w:right="100" w:firstLine="0" w:firstLineChars="0"/>
-              <w:rPr>
-                <w:rFonts w:ascii="Times New Roman" w:hAnsi="Times New Roman" w:eastAsia="Times New Roman" w:cs="Times New Roman"/>
-                <w:i w:val="false"/>
-                <w:b w:val="false"/>
-                <w:u w:val="none"/>
-                <w:strike w:val="false"/>
-                <w:sz w:val="18"/>
-                <w:szCs w:val="18"/>
-                <w:color w:val="000000"/>
-              </w:rPr>
-            </w:pPr>
-            <w:r>
-              <w:rPr>
-                <w:rFonts w:ascii="Times New Roman" w:hAnsi="Times New Roman" w:eastAsia="Times New Roman" w:cs="Times New Roman"/>
-                <w:i w:val="false"/>
-                <w:b w:val="false"/>
-                <w:u w:val="none"/>
-                <w:strike w:val="false"/>
-                <w:sz w:val="18"/>
-                <w:szCs w:val="18"/>
-                <w:color w:val="000000"/>
-              </w:rPr>
-              <w:t xml:space="preserve">130 (94.2%)</w:t>
-            </w:r>
-          </w:p>
-        </w:tc>
-        <w:tc>
-          <w:tcPr>
-            <w:tcBorders>
-              <w:bottom w:val="none" w:sz="0" w:space="0" w:color="000000"/>
-              <w:top w:val="none" w:sz="0" w:space="0" w:color="000000"/>
-              <w:left w:val="none" w:sz="0" w:space="0" w:color="000000"/>
-              <w:right w:val="none" w:sz="0" w:space="0" w:color="000000"/>
-            </w:tcBorders>
-            <w:shd w:val="clear" w:color="auto" w:fill="FFFFFF"/>
-            <w:tcMar>
-              <w:top w:w="0" w:type="dxa"/>
-              <w:bottom w:w="0" w:type="dxa"/>
-              <w:left w:w="0" w:type="dxa"/>
-              <w:right w:w="0" w:type="dxa"/>
-            </w:tcMar>
-            <w:vAlign w:val="top"/>
-          </w:tcPr>
-          <w:p>
-            <w:pPr>
-              <w:pStyle w:val="Normal"/>
-              <w:jc w:val="center"/>
-              <w:pBdr>
-                <w:bottom w:val="none" w:sz="0" w:space="0" w:color="000000"/>
-                <w:top w:val="none" w:sz="0" w:space="0" w:color="000000"/>
-                <w:left w:val="none" w:sz="0" w:space="0" w:color="000000"/>
-                <w:right w:val="none" w:sz="0" w:space="0" w:color="000000"/>
-              </w:pBdr>
-              <w:spacing w:after="100" w:before="100" w:line="240"/>
-              <w:ind w:left="100" w:right="100" w:firstLine="0" w:firstLineChars="0"/>
-              <w:rPr>
-                <w:rFonts w:ascii="Times New Roman" w:hAnsi="Times New Roman" w:eastAsia="Times New Roman" w:cs="Times New Roman"/>
-                <w:i w:val="false"/>
-                <w:b w:val="false"/>
-                <w:u w:val="none"/>
-                <w:strike w:val="false"/>
-                <w:sz w:val="18"/>
-                <w:szCs w:val="18"/>
-                <w:color w:val="000000"/>
-              </w:rPr>
-            </w:pPr>
-            <w:r>
-              <w:rPr>
-                <w:rFonts w:ascii="Times New Roman" w:hAnsi="Times New Roman" w:eastAsia="Times New Roman" w:cs="Times New Roman"/>
-                <w:i w:val="false"/>
-                <w:b w:val="false"/>
-                <w:u w:val="none"/>
-                <w:strike w:val="false"/>
-                <w:sz w:val="18"/>
-                <w:szCs w:val="18"/>
-                <w:color w:val="000000"/>
-              </w:rPr>
-              <w:t xml:space="preserve">69 (95.8%)</w:t>
-            </w:r>
-          </w:p>
-        </w:tc>
-        <w:tc>
-          <w:tcPr>
-            <w:tcBorders>
-              <w:bottom w:val="none" w:sz="0" w:space="0" w:color="000000"/>
-              <w:top w:val="none" w:sz="0" w:space="0" w:color="000000"/>
-              <w:left w:val="none" w:sz="0" w:space="0" w:color="000000"/>
-              <w:right w:val="none" w:sz="0" w:space="0" w:color="000000"/>
-            </w:tcBorders>
-            <w:shd w:val="clear" w:color="auto" w:fill="FFFFFF"/>
-            <w:tcMar>
-              <w:top w:w="0" w:type="dxa"/>
-              <w:bottom w:w="0" w:type="dxa"/>
-              <w:left w:w="0" w:type="dxa"/>
-              <w:right w:w="0" w:type="dxa"/>
-            </w:tcMar>
-            <w:vAlign w:val="top"/>
-          </w:tcPr>
-          <w:p>
-            <w:pPr>
-              <w:pStyle w:val="Normal"/>
-              <w:jc w:val="center"/>
-              <w:pBdr>
-                <w:bottom w:val="none" w:sz="0" w:space="0" w:color="000000"/>
-                <w:top w:val="none" w:sz="0" w:space="0" w:color="000000"/>
-                <w:left w:val="none" w:sz="0" w:space="0" w:color="000000"/>
-                <w:right w:val="none" w:sz="0" w:space="0" w:color="000000"/>
-              </w:pBdr>
-              <w:spacing w:after="100" w:before="100" w:line="240"/>
-              <w:ind w:left="100" w:right="100" w:firstLine="0" w:firstLineChars="0"/>
-              <w:rPr>
-                <w:rFonts w:ascii="Times New Roman" w:hAnsi="Times New Roman" w:eastAsia="Times New Roman" w:cs="Times New Roman"/>
-                <w:i w:val="false"/>
-                <w:b w:val="false"/>
-                <w:u w:val="none"/>
-                <w:strike w:val="false"/>
-                <w:sz w:val="18"/>
-                <w:szCs w:val="18"/>
-                <w:color w:val="000000"/>
-              </w:rPr>
-            </w:pPr>
-            <w:r>
-              <w:rPr>
-                <w:rFonts w:ascii="Times New Roman" w:hAnsi="Times New Roman" w:eastAsia="Times New Roman" w:cs="Times New Roman"/>
-                <w:i w:val="false"/>
-                <w:b w:val="false"/>
-                <w:u w:val="none"/>
-                <w:strike w:val="false"/>
-                <w:sz w:val="18"/>
-                <w:szCs w:val="18"/>
-                <w:color w:val="000000"/>
-              </w:rPr>
-              <w:t xml:space="preserve">61 (92.4%)</w:t>
-            </w:r>
-          </w:p>
-        </w:tc>
-        <w:tc>
-          <w:tcPr>
-            <w:tcBorders>
-              <w:bottom w:val="none" w:sz="0" w:space="0" w:color="000000"/>
-              <w:top w:val="none" w:sz="0" w:space="0" w:color="000000"/>
-              <w:left w:val="none" w:sz="0" w:space="0" w:color="000000"/>
-              <w:right w:val="none" w:sz="0" w:space="0" w:color="000000"/>
-            </w:tcBorders>
-            <w:shd w:val="clear" w:color="auto" w:fill="FFFFFF"/>
-            <w:tcMar>
-              <w:top w:w="0" w:type="dxa"/>
-              <w:bottom w:w="0" w:type="dxa"/>
-              <w:left w:w="0" w:type="dxa"/>
-              <w:right w:w="0" w:type="dxa"/>
-            </w:tcMar>
-            <w:vAlign w:val="top"/>
-          </w:tcPr>
-          <w:p>
-            <w:pPr>
-              <w:pStyle w:val="Normal"/>
-              <w:jc w:val="center"/>
-              <w:pBdr>
-                <w:bottom w:val="none" w:sz="0" w:space="0" w:color="000000"/>
-                <w:top w:val="none" w:sz="0" w:space="0" w:color="000000"/>
-                <w:left w:val="none" w:sz="0" w:space="0" w:color="000000"/>
-                <w:right w:val="none" w:sz="0" w:space="0" w:color="000000"/>
-              </w:pBdr>
-              <w:spacing w:after="100" w:before="100" w:line="240"/>
-              <w:ind w:left="100" w:right="100" w:firstLine="0" w:firstLineChars="0"/>
-              <w:rPr>
-                <w:rFonts w:ascii="Times New Roman" w:hAnsi="Times New Roman" w:eastAsia="Times New Roman" w:cs="Times New Roman"/>
-                <w:i w:val="false"/>
-                <w:b w:val="false"/>
-                <w:u w:val="none"/>
-                <w:strike w:val="false"/>
-                <w:sz w:val="18"/>
-                <w:szCs w:val="18"/>
-                <w:color w:val="000000"/>
-              </w:rPr>
-            </w:pPr>
-            <w:r>
-              <w:rPr>
-                <w:rFonts w:ascii="Times New Roman" w:hAnsi="Times New Roman" w:eastAsia="Times New Roman" w:cs="Times New Roman"/>
-                <w:i w:val="false"/>
-                <w:b w:val="false"/>
-                <w:u w:val="none"/>
-                <w:strike w:val="false"/>
-                <w:sz w:val="18"/>
-                <w:szCs w:val="18"/>
-                <w:color w:val="000000"/>
-              </w:rPr>
-              <w:t xml:space="preserve"/>
-            </w:r>
-          </w:p>
-        </w:tc>
-      </w:tr>
-      <w:tr>
-        <w:trPr>
-          <w:trHeight w:val="560" w:hRule="auto"/>
-        </w:trPr>
-        <w:tc>
-          <w:tcPr>
-            <w:tcBorders>
-              <w:bottom w:val="none" w:sz="0" w:space="0" w:color="000000"/>
-              <w:top w:val="none" w:sz="0" w:space="0" w:color="000000"/>
-              <w:left w:val="none" w:sz="0" w:space="0" w:color="000000"/>
-              <w:right w:val="none" w:sz="0" w:space="0" w:color="000000"/>
-            </w:tcBorders>
-            <w:shd w:val="clear" w:color="auto" w:fill="FFFFFF"/>
-            <w:tcMar>
-              <w:top w:w="0" w:type="dxa"/>
-              <w:bottom w:w="0" w:type="dxa"/>
-              <w:left w:w="0" w:type="dxa"/>
-              <w:right w:w="0" w:type="dxa"/>
-            </w:tcMar>
-            <w:vAlign w:val="top"/>
-          </w:tcPr>
-          <w:p>
-            <w:pPr>
-              <w:pStyle w:val="Normal"/>
-              <w:jc w:val="left"/>
-              <w:pBdr>
-                <w:bottom w:val="none" w:sz="0" w:space="0" w:color="000000"/>
-                <w:top w:val="none" w:sz="0" w:space="0" w:color="000000"/>
-                <w:left w:val="none" w:sz="0" w:space="0" w:color="000000"/>
-                <w:right w:val="none" w:sz="0" w:space="0" w:color="000000"/>
-              </w:pBdr>
-              <w:spacing w:after="100" w:before="100" w:line="240"/>
-              <w:ind w:left="300" w:right="100" w:firstLine="0" w:firstLineChars="0"/>
-              <w:rPr>
-                <w:rFonts w:ascii="Times New Roman" w:hAnsi="Times New Roman" w:eastAsia="Times New Roman" w:cs="Times New Roman"/>
-                <w:i w:val="false"/>
-                <w:b w:val="false"/>
-                <w:u w:val="none"/>
-                <w:strike w:val="false"/>
-                <w:sz w:val="18"/>
-                <w:szCs w:val="18"/>
-                <w:color w:val="000000"/>
-              </w:rPr>
-            </w:pPr>
-            <w:r>
-              <w:rPr>
-                <w:rFonts w:ascii="Times New Roman" w:hAnsi="Times New Roman" w:eastAsia="Times New Roman" w:cs="Times New Roman"/>
-                <w:i w:val="false"/>
-                <w:b w:val="false"/>
-                <w:u w:val="none"/>
-                <w:strike w:val="false"/>
-                <w:sz w:val="18"/>
-                <w:szCs w:val="18"/>
-                <w:color w:val="000000"/>
-              </w:rPr>
-              <w:t xml:space="preserve">Yes</w:t>
-            </w:r>
-          </w:p>
-        </w:tc>
-        <w:tc>
-          <w:tcPr>
-            <w:tcBorders>
-              <w:bottom w:val="none" w:sz="0" w:space="0" w:color="000000"/>
-              <w:top w:val="none" w:sz="0" w:space="0" w:color="000000"/>
-              <w:left w:val="none" w:sz="0" w:space="0" w:color="000000"/>
-              <w:right w:val="none" w:sz="0" w:space="0" w:color="000000"/>
-            </w:tcBorders>
-            <w:shd w:val="clear" w:color="auto" w:fill="FFFFFF"/>
-            <w:tcMar>
-              <w:top w:w="0" w:type="dxa"/>
-              <w:bottom w:w="0" w:type="dxa"/>
-              <w:left w:w="0" w:type="dxa"/>
-              <w:right w:w="0" w:type="dxa"/>
-            </w:tcMar>
-            <w:vAlign w:val="top"/>
-          </w:tcPr>
-          <w:p>
-            <w:pPr>
-              <w:pStyle w:val="Normal"/>
-              <w:jc w:val="center"/>
-              <w:pBdr>
-                <w:bottom w:val="none" w:sz="0" w:space="0" w:color="000000"/>
-                <w:top w:val="none" w:sz="0" w:space="0" w:color="000000"/>
-                <w:left w:val="none" w:sz="0" w:space="0" w:color="000000"/>
-                <w:right w:val="none" w:sz="0" w:space="0" w:color="000000"/>
-              </w:pBdr>
-              <w:spacing w:after="100" w:before="100" w:line="240"/>
-              <w:ind w:left="100" w:right="100" w:firstLine="0" w:firstLineChars="0"/>
-              <w:rPr>
-                <w:rFonts w:ascii="Times New Roman" w:hAnsi="Times New Roman" w:eastAsia="Times New Roman" w:cs="Times New Roman"/>
-                <w:i w:val="false"/>
-                <w:b w:val="false"/>
-                <w:u w:val="none"/>
-                <w:strike w:val="false"/>
-                <w:sz w:val="18"/>
-                <w:szCs w:val="18"/>
-                <w:color w:val="000000"/>
-              </w:rPr>
-            </w:pPr>
-            <w:r>
-              <w:rPr>
-                <w:rFonts w:ascii="Times New Roman" w:hAnsi="Times New Roman" w:eastAsia="Times New Roman" w:cs="Times New Roman"/>
-                <w:i w:val="false"/>
-                <w:b w:val="false"/>
-                <w:u w:val="none"/>
-                <w:strike w:val="false"/>
-                <w:sz w:val="18"/>
-                <w:szCs w:val="18"/>
-                <w:color w:val="000000"/>
-              </w:rPr>
-              <w:t xml:space="preserve">8 (5.8%)</w:t>
-            </w:r>
-          </w:p>
-        </w:tc>
-        <w:tc>
-          <w:tcPr>
-            <w:tcBorders>
-              <w:bottom w:val="none" w:sz="0" w:space="0" w:color="000000"/>
-              <w:top w:val="none" w:sz="0" w:space="0" w:color="000000"/>
-              <w:left w:val="none" w:sz="0" w:space="0" w:color="000000"/>
-              <w:right w:val="none" w:sz="0" w:space="0" w:color="000000"/>
-            </w:tcBorders>
-            <w:shd w:val="clear" w:color="auto" w:fill="FFFFFF"/>
-            <w:tcMar>
-              <w:top w:w="0" w:type="dxa"/>
-              <w:bottom w:w="0" w:type="dxa"/>
-              <w:left w:w="0" w:type="dxa"/>
-              <w:right w:w="0" w:type="dxa"/>
-            </w:tcMar>
-            <w:vAlign w:val="top"/>
-          </w:tcPr>
-          <w:p>
-            <w:pPr>
-              <w:pStyle w:val="Normal"/>
-              <w:jc w:val="center"/>
-              <w:pBdr>
-                <w:bottom w:val="none" w:sz="0" w:space="0" w:color="000000"/>
-                <w:top w:val="none" w:sz="0" w:space="0" w:color="000000"/>
-                <w:left w:val="none" w:sz="0" w:space="0" w:color="000000"/>
-                <w:right w:val="none" w:sz="0" w:space="0" w:color="000000"/>
-              </w:pBdr>
-              <w:spacing w:after="100" w:before="100" w:line="240"/>
-              <w:ind w:left="100" w:right="100" w:firstLine="0" w:firstLineChars="0"/>
-              <w:rPr>
-                <w:rFonts w:ascii="Times New Roman" w:hAnsi="Times New Roman" w:eastAsia="Times New Roman" w:cs="Times New Roman"/>
-                <w:i w:val="false"/>
-                <w:b w:val="false"/>
-                <w:u w:val="none"/>
-                <w:strike w:val="false"/>
-                <w:sz w:val="18"/>
-                <w:szCs w:val="18"/>
-                <w:color w:val="000000"/>
-              </w:rPr>
-            </w:pPr>
-            <w:r>
-              <w:rPr>
-                <w:rFonts w:ascii="Times New Roman" w:hAnsi="Times New Roman" w:eastAsia="Times New Roman" w:cs="Times New Roman"/>
-                <w:i w:val="false"/>
-                <w:b w:val="false"/>
-                <w:u w:val="none"/>
-                <w:strike w:val="false"/>
-                <w:sz w:val="18"/>
-                <w:szCs w:val="18"/>
-                <w:color w:val="000000"/>
-              </w:rPr>
-              <w:t xml:space="preserve">3 (4.2%)</w:t>
-            </w:r>
-          </w:p>
-        </w:tc>
-        <w:tc>
-          <w:tcPr>
-            <w:tcBorders>
-              <w:bottom w:val="none" w:sz="0" w:space="0" w:color="000000"/>
-              <w:top w:val="none" w:sz="0" w:space="0" w:color="000000"/>
-              <w:left w:val="none" w:sz="0" w:space="0" w:color="000000"/>
-              <w:right w:val="none" w:sz="0" w:space="0" w:color="000000"/>
-            </w:tcBorders>
-            <w:shd w:val="clear" w:color="auto" w:fill="FFFFFF"/>
-            <w:tcMar>
-              <w:top w:w="0" w:type="dxa"/>
-              <w:bottom w:w="0" w:type="dxa"/>
-              <w:left w:w="0" w:type="dxa"/>
-              <w:right w:w="0" w:type="dxa"/>
-            </w:tcMar>
-            <w:vAlign w:val="top"/>
-          </w:tcPr>
-          <w:p>
-            <w:pPr>
-              <w:pStyle w:val="Normal"/>
-              <w:jc w:val="center"/>
-              <w:pBdr>
-                <w:bottom w:val="none" w:sz="0" w:space="0" w:color="000000"/>
-                <w:top w:val="none" w:sz="0" w:space="0" w:color="000000"/>
-                <w:left w:val="none" w:sz="0" w:space="0" w:color="000000"/>
-                <w:right w:val="none" w:sz="0" w:space="0" w:color="000000"/>
-              </w:pBdr>
-              <w:spacing w:after="100" w:before="100" w:line="240"/>
-              <w:ind w:left="100" w:right="100" w:firstLine="0" w:firstLineChars="0"/>
-              <w:rPr>
-                <w:rFonts w:ascii="Times New Roman" w:hAnsi="Times New Roman" w:eastAsia="Times New Roman" w:cs="Times New Roman"/>
-                <w:i w:val="false"/>
-                <w:b w:val="false"/>
-                <w:u w:val="none"/>
-                <w:strike w:val="false"/>
-                <w:sz w:val="18"/>
-                <w:szCs w:val="18"/>
-                <w:color w:val="000000"/>
-              </w:rPr>
-            </w:pPr>
-            <w:r>
-              <w:rPr>
-                <w:rFonts w:ascii="Times New Roman" w:hAnsi="Times New Roman" w:eastAsia="Times New Roman" w:cs="Times New Roman"/>
-                <w:i w:val="false"/>
-                <w:b w:val="false"/>
-                <w:u w:val="none"/>
-                <w:strike w:val="false"/>
-                <w:sz w:val="18"/>
-                <w:szCs w:val="18"/>
-                <w:color w:val="000000"/>
-              </w:rPr>
-              <w:t xml:space="preserve">5 (7.6%)</w:t>
-            </w:r>
-          </w:p>
-        </w:tc>
-        <w:tc>
-          <w:tcPr>
-            <w:tcBorders>
-              <w:bottom w:val="none" w:sz="0" w:space="0" w:color="000000"/>
-              <w:top w:val="none" w:sz="0" w:space="0" w:color="000000"/>
-              <w:left w:val="none" w:sz="0" w:space="0" w:color="000000"/>
-              <w:right w:val="none" w:sz="0" w:space="0" w:color="000000"/>
-            </w:tcBorders>
-            <w:shd w:val="clear" w:color="auto" w:fill="FFFFFF"/>
-            <w:tcMar>
-              <w:top w:w="0" w:type="dxa"/>
-              <w:bottom w:w="0" w:type="dxa"/>
-              <w:left w:w="0" w:type="dxa"/>
-              <w:right w:w="0" w:type="dxa"/>
-            </w:tcMar>
-            <w:vAlign w:val="top"/>
-          </w:tcPr>
-          <w:p>
-            <w:pPr>
-              <w:pStyle w:val="Normal"/>
-              <w:jc w:val="center"/>
-              <w:pBdr>
-                <w:bottom w:val="none" w:sz="0" w:space="0" w:color="000000"/>
-                <w:top w:val="none" w:sz="0" w:space="0" w:color="000000"/>
-                <w:left w:val="none" w:sz="0" w:space="0" w:color="000000"/>
-                <w:right w:val="none" w:sz="0" w:space="0" w:color="000000"/>
-              </w:pBdr>
-              <w:spacing w:after="100" w:before="100" w:line="240"/>
-              <w:ind w:left="100" w:right="100" w:firstLine="0" w:firstLineChars="0"/>
-              <w:rPr>
-                <w:rFonts w:ascii="Times New Roman" w:hAnsi="Times New Roman" w:eastAsia="Times New Roman" w:cs="Times New Roman"/>
-                <w:i w:val="false"/>
-                <w:b w:val="false"/>
-                <w:u w:val="none"/>
-                <w:strike w:val="false"/>
-                <w:sz w:val="18"/>
-                <w:szCs w:val="18"/>
-                <w:color w:val="000000"/>
-              </w:rPr>
-            </w:pPr>
-            <w:r>
-              <w:rPr>
-                <w:rFonts w:ascii="Times New Roman" w:hAnsi="Times New Roman" w:eastAsia="Times New Roman" w:cs="Times New Roman"/>
-                <w:i w:val="false"/>
-                <w:b w:val="false"/>
-                <w:u w:val="none"/>
-                <w:strike w:val="false"/>
-                <w:sz w:val="18"/>
-                <w:szCs w:val="18"/>
-                <w:color w:val="000000"/>
-              </w:rPr>
-              <w:t xml:space="preserve"/>
-            </w:r>
-          </w:p>
-        </w:tc>
-      </w:tr>
-      <w:tr>
-        <w:trPr>
-          <w:trHeight w:val="560" w:hRule="auto"/>
-        </w:trPr>
-        <w:tc>
-          <w:tcPr>
-            <w:tcBorders>
-              <w:bottom w:val="none" w:sz="0" w:space="0" w:color="000000"/>
-              <w:top w:val="none" w:sz="0" w:space="0" w:color="000000"/>
-              <w:left w:val="none" w:sz="0" w:space="0" w:color="000000"/>
-              <w:right w:val="none" w:sz="0" w:space="0" w:color="000000"/>
-            </w:tcBorders>
-            <w:shd w:val="clear" w:color="auto" w:fill="FFFFFF"/>
-            <w:tcMar>
-              <w:top w:w="0" w:type="dxa"/>
-              <w:bottom w:w="0" w:type="dxa"/>
-              <w:left w:w="0" w:type="dxa"/>
-              <w:right w:w="0" w:type="dxa"/>
-            </w:tcMar>
-            <w:vAlign w:val="top"/>
-          </w:tcPr>
-          <w:p>
-            <w:pPr>
-              <w:pStyle w:val="Normal"/>
-              <w:jc w:val="left"/>
-              <w:pBdr>
-                <w:bottom w:val="none" w:sz="0" w:space="0" w:color="000000"/>
-                <w:top w:val="none" w:sz="0" w:space="0" w:color="000000"/>
-                <w:left w:val="none" w:sz="0" w:space="0" w:color="000000"/>
-                <w:right w:val="none" w:sz="0" w:space="0" w:color="000000"/>
-              </w:pBdr>
-              <w:spacing w:after="100" w:before="100" w:line="240"/>
-              <w:ind w:left="300" w:right="100" w:firstLine="0" w:firstLineChars="0"/>
-              <w:rPr>
-                <w:rFonts w:ascii="Times New Roman" w:hAnsi="Times New Roman" w:eastAsia="Times New Roman" w:cs="Times New Roman"/>
-                <w:i w:val="false"/>
-                <w:b w:val="false"/>
-                <w:u w:val="none"/>
-                <w:strike w:val="false"/>
-                <w:sz w:val="18"/>
-                <w:szCs w:val="18"/>
-                <w:color w:val="000000"/>
-              </w:rPr>
-            </w:pPr>
-            <w:r>
-              <w:rPr>
-                <w:rFonts w:ascii="Times New Roman" w:hAnsi="Times New Roman" w:eastAsia="Times New Roman" w:cs="Times New Roman"/>
-                <w:i w:val="false"/>
-                <w:b w:val="false"/>
-                <w:u w:val="none"/>
-                <w:strike w:val="false"/>
-                <w:sz w:val="18"/>
-                <w:szCs w:val="18"/>
-                <w:color w:val="000000"/>
-              </w:rPr>
-              <w:t xml:space="preserve">Missing</w:t>
-            </w:r>
-          </w:p>
-        </w:tc>
-        <w:tc>
-          <w:tcPr>
-            <w:tcBorders>
-              <w:bottom w:val="none" w:sz="0" w:space="0" w:color="000000"/>
-              <w:top w:val="none" w:sz="0" w:space="0" w:color="000000"/>
-              <w:left w:val="none" w:sz="0" w:space="0" w:color="000000"/>
-              <w:right w:val="none" w:sz="0" w:space="0" w:color="000000"/>
-            </w:tcBorders>
-            <w:shd w:val="clear" w:color="auto" w:fill="FFFFFF"/>
-            <w:tcMar>
-              <w:top w:w="0" w:type="dxa"/>
-              <w:bottom w:w="0" w:type="dxa"/>
-              <w:left w:w="0" w:type="dxa"/>
-              <w:right w:w="0" w:type="dxa"/>
-            </w:tcMar>
-            <w:vAlign w:val="top"/>
-          </w:tcPr>
-          <w:p>
-            <w:pPr>
-              <w:pStyle w:val="Normal"/>
-              <w:jc w:val="center"/>
-              <w:pBdr>
-                <w:bottom w:val="none" w:sz="0" w:space="0" w:color="000000"/>
-                <w:top w:val="none" w:sz="0" w:space="0" w:color="000000"/>
-                <w:left w:val="none" w:sz="0" w:space="0" w:color="000000"/>
-                <w:right w:val="none" w:sz="0" w:space="0" w:color="000000"/>
-              </w:pBdr>
-              <w:spacing w:after="100" w:before="100" w:line="240"/>
-              <w:ind w:left="100" w:right="100" w:firstLine="0" w:firstLineChars="0"/>
-              <w:rPr>
-                <w:rFonts w:ascii="Times New Roman" w:hAnsi="Times New Roman" w:eastAsia="Times New Roman" w:cs="Times New Roman"/>
-                <w:i w:val="false"/>
-                <w:b w:val="false"/>
-                <w:u w:val="none"/>
-                <w:strike w:val="false"/>
-                <w:sz w:val="18"/>
-                <w:szCs w:val="18"/>
-                <w:color w:val="000000"/>
-              </w:rPr>
-            </w:pPr>
-            <w:r>
-              <w:rPr>
-                <w:rFonts w:ascii="Times New Roman" w:hAnsi="Times New Roman" w:eastAsia="Times New Roman" w:cs="Times New Roman"/>
-                <w:i w:val="false"/>
-                <w:b w:val="false"/>
-                <w:u w:val="none"/>
-                <w:strike w:val="false"/>
-                <w:sz w:val="18"/>
-                <w:szCs w:val="18"/>
-                <w:color w:val="000000"/>
-              </w:rPr>
-              <w:t xml:space="preserve">18</w:t>
-            </w:r>
-          </w:p>
-        </w:tc>
-        <w:tc>
-          <w:tcPr>
-            <w:tcBorders>
-              <w:bottom w:val="none" w:sz="0" w:space="0" w:color="000000"/>
-              <w:top w:val="none" w:sz="0" w:space="0" w:color="000000"/>
-              <w:left w:val="none" w:sz="0" w:space="0" w:color="000000"/>
-              <w:right w:val="none" w:sz="0" w:space="0" w:color="000000"/>
-            </w:tcBorders>
-            <w:shd w:val="clear" w:color="auto" w:fill="FFFFFF"/>
-            <w:tcMar>
-              <w:top w:w="0" w:type="dxa"/>
-              <w:bottom w:w="0" w:type="dxa"/>
-              <w:left w:w="0" w:type="dxa"/>
-              <w:right w:w="0" w:type="dxa"/>
-            </w:tcMar>
-            <w:vAlign w:val="top"/>
-          </w:tcPr>
-          <w:p>
-            <w:pPr>
-              <w:pStyle w:val="Normal"/>
-              <w:jc w:val="center"/>
-              <w:pBdr>
-                <w:bottom w:val="none" w:sz="0" w:space="0" w:color="000000"/>
-                <w:top w:val="none" w:sz="0" w:space="0" w:color="000000"/>
-                <w:left w:val="none" w:sz="0" w:space="0" w:color="000000"/>
-                <w:right w:val="none" w:sz="0" w:space="0" w:color="000000"/>
-              </w:pBdr>
-              <w:spacing w:after="100" w:before="100" w:line="240"/>
-              <w:ind w:left="100" w:right="100" w:firstLine="0" w:firstLineChars="0"/>
-              <w:rPr>
-                <w:rFonts w:ascii="Times New Roman" w:hAnsi="Times New Roman" w:eastAsia="Times New Roman" w:cs="Times New Roman"/>
-                <w:i w:val="false"/>
-                <w:b w:val="false"/>
-                <w:u w:val="none"/>
-                <w:strike w:val="false"/>
-                <w:sz w:val="18"/>
-                <w:szCs w:val="18"/>
-                <w:color w:val="000000"/>
-              </w:rPr>
-            </w:pPr>
-            <w:r>
-              <w:rPr>
-                <w:rFonts w:ascii="Times New Roman" w:hAnsi="Times New Roman" w:eastAsia="Times New Roman" w:cs="Times New Roman"/>
-                <w:i w:val="false"/>
-                <w:b w:val="false"/>
-                <w:u w:val="none"/>
-                <w:strike w:val="false"/>
-                <w:sz w:val="18"/>
-                <w:szCs w:val="18"/>
-                <w:color w:val="000000"/>
-              </w:rPr>
-              <w:t xml:space="preserve">6</w:t>
-            </w:r>
-          </w:p>
-        </w:tc>
-        <w:tc>
-          <w:tcPr>
-            <w:tcBorders>
-              <w:bottom w:val="none" w:sz="0" w:space="0" w:color="000000"/>
-              <w:top w:val="none" w:sz="0" w:space="0" w:color="000000"/>
-              <w:left w:val="none" w:sz="0" w:space="0" w:color="000000"/>
-              <w:right w:val="none" w:sz="0" w:space="0" w:color="000000"/>
-            </w:tcBorders>
-            <w:shd w:val="clear" w:color="auto" w:fill="FFFFFF"/>
-            <w:tcMar>
-              <w:top w:w="0" w:type="dxa"/>
-              <w:bottom w:w="0" w:type="dxa"/>
-              <w:left w:w="0" w:type="dxa"/>
-              <w:right w:w="0" w:type="dxa"/>
-            </w:tcMar>
-            <w:vAlign w:val="top"/>
-          </w:tcPr>
-          <w:p>
-            <w:pPr>
-              <w:pStyle w:val="Normal"/>
-              <w:jc w:val="center"/>
-              <w:pBdr>
-                <w:bottom w:val="none" w:sz="0" w:space="0" w:color="000000"/>
-                <w:top w:val="none" w:sz="0" w:space="0" w:color="000000"/>
-                <w:left w:val="none" w:sz="0" w:space="0" w:color="000000"/>
-                <w:right w:val="none" w:sz="0" w:space="0" w:color="000000"/>
-              </w:pBdr>
-              <w:spacing w:after="100" w:before="100" w:line="240"/>
-              <w:ind w:left="100" w:right="100" w:firstLine="0" w:firstLineChars="0"/>
-              <w:rPr>
-                <w:rFonts w:ascii="Times New Roman" w:hAnsi="Times New Roman" w:eastAsia="Times New Roman" w:cs="Times New Roman"/>
-                <w:i w:val="false"/>
-                <w:b w:val="false"/>
-                <w:u w:val="none"/>
-                <w:strike w:val="false"/>
-                <w:sz w:val="18"/>
-                <w:szCs w:val="18"/>
-                <w:color w:val="000000"/>
-              </w:rPr>
-            </w:pPr>
-            <w:r>
-              <w:rPr>
-                <w:rFonts w:ascii="Times New Roman" w:hAnsi="Times New Roman" w:eastAsia="Times New Roman" w:cs="Times New Roman"/>
-                <w:i w:val="false"/>
-                <w:b w:val="false"/>
-                <w:u w:val="none"/>
-                <w:strike w:val="false"/>
-                <w:sz w:val="18"/>
-                <w:szCs w:val="18"/>
-                <w:color w:val="000000"/>
-              </w:rPr>
-              <w:t xml:space="preserve">12</w:t>
-            </w:r>
-          </w:p>
-        </w:tc>
-        <w:tc>
-          <w:tcPr>
-            <w:tcBorders>
-              <w:bottom w:val="none" w:sz="0" w:space="0" w:color="000000"/>
-              <w:top w:val="none" w:sz="0" w:space="0" w:color="000000"/>
-              <w:left w:val="none" w:sz="0" w:space="0" w:color="000000"/>
-              <w:right w:val="none" w:sz="0" w:space="0" w:color="000000"/>
-            </w:tcBorders>
-            <w:shd w:val="clear" w:color="auto" w:fill="FFFFFF"/>
-            <w:tcMar>
-              <w:top w:w="0" w:type="dxa"/>
-              <w:bottom w:w="0" w:type="dxa"/>
-              <w:left w:w="0" w:type="dxa"/>
-              <w:right w:w="0" w:type="dxa"/>
-            </w:tcMar>
-            <w:vAlign w:val="top"/>
-          </w:tcPr>
-          <w:p>
-            <w:pPr>
-              <w:pStyle w:val="Normal"/>
-              <w:jc w:val="center"/>
-              <w:pBdr>
-                <w:bottom w:val="none" w:sz="0" w:space="0" w:color="000000"/>
-                <w:top w:val="none" w:sz="0" w:space="0" w:color="000000"/>
-                <w:left w:val="none" w:sz="0" w:space="0" w:color="000000"/>
-                <w:right w:val="none" w:sz="0" w:space="0" w:color="000000"/>
-              </w:pBdr>
-              <w:spacing w:after="100" w:before="100" w:line="240"/>
-              <w:ind w:left="100" w:right="100" w:firstLine="0" w:firstLineChars="0"/>
-              <w:rPr>
-                <w:rFonts w:ascii="Times New Roman" w:hAnsi="Times New Roman" w:eastAsia="Times New Roman" w:cs="Times New Roman"/>
-                <w:i w:val="false"/>
-                <w:b w:val="false"/>
-                <w:u w:val="none"/>
-                <w:strike w:val="false"/>
-                <w:sz w:val="18"/>
-                <w:szCs w:val="18"/>
-                <w:color w:val="000000"/>
-              </w:rPr>
-            </w:pPr>
-            <w:r>
-              <w:rPr>
-                <w:rFonts w:ascii="Times New Roman" w:hAnsi="Times New Roman" w:eastAsia="Times New Roman" w:cs="Times New Roman"/>
-                <w:i w:val="false"/>
-                <w:b w:val="false"/>
-                <w:u w:val="none"/>
-                <w:strike w:val="false"/>
-                <w:sz w:val="18"/>
-                <w:szCs w:val="18"/>
-                <w:color w:val="000000"/>
-              </w:rPr>
-              <w:t xml:space="preserve"/>
-            </w:r>
-          </w:p>
-        </w:tc>
-      </w:tr>
-      <w:tr>
-        <w:trPr>
-          <w:trHeight w:val="560" w:hRule="auto"/>
-        </w:trPr>
-        <w:tc>
-          <w:tcPr>
-            <w:tcBorders>
-              <w:bottom w:val="none" w:sz="0" w:space="0" w:color="000000"/>
-              <w:top w:val="none" w:sz="0" w:space="0" w:color="000000"/>
-              <w:left w:val="none" w:sz="0" w:space="0" w:color="000000"/>
-              <w:right w:val="none" w:sz="0" w:space="0" w:color="000000"/>
-            </w:tcBorders>
-            <w:shd w:val="clear" w:color="auto" w:fill="FFFFFF"/>
-            <w:tcMar>
-              <w:top w:w="0" w:type="dxa"/>
-              <w:bottom w:w="0" w:type="dxa"/>
-              <w:left w:w="0" w:type="dxa"/>
-              <w:right w:w="0" w:type="dxa"/>
-            </w:tcMar>
-            <w:vAlign w:val="top"/>
-          </w:tcPr>
-          <w:p>
-            <w:pPr>
-              <w:pStyle w:val="Normal"/>
-              <w:jc w:val="left"/>
-              <w:pBdr>
-                <w:bottom w:val="none" w:sz="0" w:space="0" w:color="000000"/>
-                <w:top w:val="none" w:sz="0" w:space="0" w:color="000000"/>
-                <w:left w:val="none" w:sz="0" w:space="0" w:color="000000"/>
-                <w:right w:val="none" w:sz="0" w:space="0" w:color="000000"/>
-              </w:pBdr>
-              <w:spacing w:after="100" w:before="100" w:line="240"/>
-              <w:ind w:left="100" w:right="100" w:firstLine="0" w:firstLineChars="0"/>
-              <w:rPr>
-                <w:rFonts w:ascii="Times New Roman" w:hAnsi="Times New Roman" w:eastAsia="Times New Roman" w:cs="Times New Roman"/>
-                <w:i w:val="false"/>
-                <w:b w:val="true"/>
-                <w:u w:val="none"/>
-                <w:strike w:val="false"/>
-                <w:sz w:val="18"/>
-                <w:szCs w:val="18"/>
-                <w:color w:val="000000"/>
-              </w:rPr>
-            </w:pPr>
-            <w:r>
-              <w:rPr>
-                <w:rFonts w:ascii="Times New Roman" w:hAnsi="Times New Roman" w:eastAsia="Times New Roman" w:cs="Times New Roman"/>
-                <w:i w:val="false"/>
-                <w:b w:val="true"/>
-                <w:u w:val="none"/>
-                <w:strike w:val="false"/>
-                <w:sz w:val="18"/>
-                <w:szCs w:val="18"/>
-                <w:color w:val="000000"/>
-              </w:rPr>
-              <w:t xml:space="preserve">MMR IHC performed</w:t>
-            </w:r>
-          </w:p>
-        </w:tc>
-        <w:tc>
-          <w:tcPr>
-            <w:tcBorders>
-              <w:bottom w:val="none" w:sz="0" w:space="0" w:color="000000"/>
-              <w:top w:val="none" w:sz="0" w:space="0" w:color="000000"/>
-              <w:left w:val="none" w:sz="0" w:space="0" w:color="000000"/>
-              <w:right w:val="none" w:sz="0" w:space="0" w:color="000000"/>
-            </w:tcBorders>
-            <w:shd w:val="clear" w:color="auto" w:fill="FFFFFF"/>
-            <w:tcMar>
-              <w:top w:w="0" w:type="dxa"/>
-              <w:bottom w:w="0" w:type="dxa"/>
-              <w:left w:w="0" w:type="dxa"/>
-              <w:right w:w="0" w:type="dxa"/>
-            </w:tcMar>
-            <w:vAlign w:val="top"/>
-          </w:tcPr>
-          <w:p>
-            <w:pPr>
-              <w:pStyle w:val="Normal"/>
-              <w:jc w:val="center"/>
-              <w:pBdr>
-                <w:bottom w:val="none" w:sz="0" w:space="0" w:color="000000"/>
-                <w:top w:val="none" w:sz="0" w:space="0" w:color="000000"/>
-                <w:left w:val="none" w:sz="0" w:space="0" w:color="000000"/>
-                <w:right w:val="none" w:sz="0" w:space="0" w:color="000000"/>
-              </w:pBdr>
-              <w:spacing w:after="100" w:before="100" w:line="240"/>
-              <w:ind w:left="100" w:right="100" w:firstLine="0" w:firstLineChars="0"/>
-              <w:rPr>
-                <w:rFonts w:ascii="Times New Roman" w:hAnsi="Times New Roman" w:eastAsia="Times New Roman" w:cs="Times New Roman"/>
-                <w:i w:val="false"/>
-                <w:b w:val="false"/>
-                <w:u w:val="none"/>
-                <w:strike w:val="false"/>
-                <w:sz w:val="18"/>
-                <w:szCs w:val="18"/>
-                <w:color w:val="000000"/>
-              </w:rPr>
-            </w:pPr>
-            <w:r>
-              <w:rPr>
-                <w:rFonts w:ascii="Times New Roman" w:hAnsi="Times New Roman" w:eastAsia="Times New Roman" w:cs="Times New Roman"/>
-                <w:i w:val="false"/>
-                <w:b w:val="false"/>
-                <w:u w:val="none"/>
-                <w:strike w:val="false"/>
-                <w:sz w:val="18"/>
-                <w:szCs w:val="18"/>
-                <w:color w:val="000000"/>
-              </w:rPr>
-              <w:t xml:space="preserve"/>
-            </w:r>
-          </w:p>
-        </w:tc>
-        <w:tc>
-          <w:tcPr>
-            <w:tcBorders>
-              <w:bottom w:val="none" w:sz="0" w:space="0" w:color="000000"/>
-              <w:top w:val="none" w:sz="0" w:space="0" w:color="000000"/>
-              <w:left w:val="none" w:sz="0" w:space="0" w:color="000000"/>
-              <w:right w:val="none" w:sz="0" w:space="0" w:color="000000"/>
-            </w:tcBorders>
-            <w:shd w:val="clear" w:color="auto" w:fill="FFFFFF"/>
-            <w:tcMar>
-              <w:top w:w="0" w:type="dxa"/>
-              <w:bottom w:w="0" w:type="dxa"/>
-              <w:left w:w="0" w:type="dxa"/>
-              <w:right w:w="0" w:type="dxa"/>
-            </w:tcMar>
-            <w:vAlign w:val="top"/>
-          </w:tcPr>
-          <w:p>
-            <w:pPr>
-              <w:pStyle w:val="Normal"/>
-              <w:jc w:val="center"/>
-              <w:pBdr>
-                <w:bottom w:val="none" w:sz="0" w:space="0" w:color="000000"/>
-                <w:top w:val="none" w:sz="0" w:space="0" w:color="000000"/>
-                <w:left w:val="none" w:sz="0" w:space="0" w:color="000000"/>
-                <w:right w:val="none" w:sz="0" w:space="0" w:color="000000"/>
-              </w:pBdr>
-              <w:spacing w:after="100" w:before="100" w:line="240"/>
-              <w:ind w:left="100" w:right="100" w:firstLine="0" w:firstLineChars="0"/>
-              <w:rPr>
-                <w:rFonts w:ascii="Times New Roman" w:hAnsi="Times New Roman" w:eastAsia="Times New Roman" w:cs="Times New Roman"/>
-                <w:i w:val="false"/>
-                <w:b w:val="false"/>
-                <w:u w:val="none"/>
-                <w:strike w:val="false"/>
-                <w:sz w:val="18"/>
-                <w:szCs w:val="18"/>
-                <w:color w:val="000000"/>
-              </w:rPr>
-            </w:pPr>
-            <w:r>
-              <w:rPr>
-                <w:rFonts w:ascii="Times New Roman" w:hAnsi="Times New Roman" w:eastAsia="Times New Roman" w:cs="Times New Roman"/>
-                <w:i w:val="false"/>
-                <w:b w:val="false"/>
-                <w:u w:val="none"/>
-                <w:strike w:val="false"/>
-                <w:sz w:val="18"/>
-                <w:szCs w:val="18"/>
-                <w:color w:val="000000"/>
-              </w:rPr>
-              <w:t xml:space="preserve"/>
-            </w:r>
-          </w:p>
-        </w:tc>
-        <w:tc>
-          <w:tcPr>
-            <w:tcBorders>
-              <w:bottom w:val="none" w:sz="0" w:space="0" w:color="000000"/>
-              <w:top w:val="none" w:sz="0" w:space="0" w:color="000000"/>
-              <w:left w:val="none" w:sz="0" w:space="0" w:color="000000"/>
-              <w:right w:val="none" w:sz="0" w:space="0" w:color="000000"/>
-            </w:tcBorders>
-            <w:shd w:val="clear" w:color="auto" w:fill="FFFFFF"/>
-            <w:tcMar>
-              <w:top w:w="0" w:type="dxa"/>
-              <w:bottom w:w="0" w:type="dxa"/>
-              <w:left w:w="0" w:type="dxa"/>
-              <w:right w:w="0" w:type="dxa"/>
-            </w:tcMar>
-            <w:vAlign w:val="top"/>
-          </w:tcPr>
-          <w:p>
-            <w:pPr>
-              <w:pStyle w:val="Normal"/>
-              <w:jc w:val="center"/>
-              <w:pBdr>
-                <w:bottom w:val="none" w:sz="0" w:space="0" w:color="000000"/>
-                <w:top w:val="none" w:sz="0" w:space="0" w:color="000000"/>
-                <w:left w:val="none" w:sz="0" w:space="0" w:color="000000"/>
-                <w:right w:val="none" w:sz="0" w:space="0" w:color="000000"/>
-              </w:pBdr>
-              <w:spacing w:after="100" w:before="100" w:line="240"/>
-              <w:ind w:left="100" w:right="100" w:firstLine="0" w:firstLineChars="0"/>
-              <w:rPr>
-                <w:rFonts w:ascii="Times New Roman" w:hAnsi="Times New Roman" w:eastAsia="Times New Roman" w:cs="Times New Roman"/>
-                <w:i w:val="false"/>
-                <w:b w:val="false"/>
-                <w:u w:val="none"/>
-                <w:strike w:val="false"/>
-                <w:sz w:val="18"/>
-                <w:szCs w:val="18"/>
-                <w:color w:val="000000"/>
-              </w:rPr>
-            </w:pPr>
-            <w:r>
-              <w:rPr>
-                <w:rFonts w:ascii="Times New Roman" w:hAnsi="Times New Roman" w:eastAsia="Times New Roman" w:cs="Times New Roman"/>
-                <w:i w:val="false"/>
-                <w:b w:val="false"/>
-                <w:u w:val="none"/>
-                <w:strike w:val="false"/>
-                <w:sz w:val="18"/>
-                <w:szCs w:val="18"/>
-                <w:color w:val="000000"/>
-              </w:rPr>
-              <w:t xml:space="preserve"/>
-            </w:r>
-          </w:p>
-        </w:tc>
-        <w:tc>
-          <w:tcPr>
-            <w:tcBorders>
-              <w:bottom w:val="none" w:sz="0" w:space="0" w:color="000000"/>
-              <w:top w:val="none" w:sz="0" w:space="0" w:color="000000"/>
-              <w:left w:val="none" w:sz="0" w:space="0" w:color="000000"/>
-              <w:right w:val="none" w:sz="0" w:space="0" w:color="000000"/>
-            </w:tcBorders>
-            <w:shd w:val="clear" w:color="auto" w:fill="FFFFFF"/>
-            <w:tcMar>
-              <w:top w:w="0" w:type="dxa"/>
-              <w:bottom w:w="0" w:type="dxa"/>
-              <w:left w:w="0" w:type="dxa"/>
-              <w:right w:w="0" w:type="dxa"/>
-            </w:tcMar>
-            <w:vAlign w:val="top"/>
-          </w:tcPr>
-          <w:p>
-            <w:pPr>
-              <w:pStyle w:val="Normal"/>
-              <w:jc w:val="center"/>
-              <w:pBdr>
-                <w:bottom w:val="none" w:sz="0" w:space="0" w:color="000000"/>
-                <w:top w:val="none" w:sz="0" w:space="0" w:color="000000"/>
-                <w:left w:val="none" w:sz="0" w:space="0" w:color="000000"/>
-                <w:right w:val="none" w:sz="0" w:space="0" w:color="000000"/>
-              </w:pBdr>
-              <w:spacing w:after="100" w:before="100" w:line="240"/>
-              <w:ind w:left="100" w:right="100" w:firstLine="0" w:firstLineChars="0"/>
-              <w:rPr>
-                <w:rFonts w:ascii="Times New Roman" w:hAnsi="Times New Roman" w:eastAsia="Times New Roman" w:cs="Times New Roman"/>
-                <w:i w:val="false"/>
-                <w:b w:val="false"/>
-                <w:u w:val="none"/>
-                <w:strike w:val="false"/>
-                <w:sz w:val="18"/>
-                <w:szCs w:val="18"/>
-                <w:color w:val="000000"/>
-              </w:rPr>
-            </w:pPr>
-            <w:r>
-              <w:rPr>
-                <w:rFonts w:ascii="Times New Roman" w:hAnsi="Times New Roman" w:eastAsia="Times New Roman" w:cs="Times New Roman"/>
-                <w:i w:val="false"/>
-                <w:b w:val="false"/>
-                <w:u w:val="none"/>
-                <w:strike w:val="false"/>
-                <w:sz w:val="18"/>
-                <w:szCs w:val="18"/>
-                <w:color w:val="000000"/>
-              </w:rPr>
-              <w:t xml:space="preserve">&gt;0.999</w:t>
-            </w:r>
-          </w:p>
-        </w:tc>
-      </w:tr>
-      <w:tr>
-        <w:trPr>
-          <w:trHeight w:val="560" w:hRule="auto"/>
-        </w:trPr>
-        <w:tc>
-          <w:tcPr>
-            <w:tcBorders>
-              <w:bottom w:val="none" w:sz="0" w:space="0" w:color="000000"/>
-              <w:top w:val="none" w:sz="0" w:space="0" w:color="000000"/>
-              <w:left w:val="none" w:sz="0" w:space="0" w:color="000000"/>
-              <w:right w:val="none" w:sz="0" w:space="0" w:color="000000"/>
-            </w:tcBorders>
-            <w:shd w:val="clear" w:color="auto" w:fill="FFFFFF"/>
-            <w:tcMar>
-              <w:top w:w="0" w:type="dxa"/>
-              <w:bottom w:w="0" w:type="dxa"/>
-              <w:left w:w="0" w:type="dxa"/>
-              <w:right w:w="0" w:type="dxa"/>
-            </w:tcMar>
-            <w:vAlign w:val="top"/>
-          </w:tcPr>
-          <w:p>
-            <w:pPr>
-              <w:pStyle w:val="Normal"/>
-              <w:jc w:val="left"/>
-              <w:pBdr>
-                <w:bottom w:val="none" w:sz="0" w:space="0" w:color="000000"/>
-                <w:top w:val="none" w:sz="0" w:space="0" w:color="000000"/>
-                <w:left w:val="none" w:sz="0" w:space="0" w:color="000000"/>
-                <w:right w:val="none" w:sz="0" w:space="0" w:color="000000"/>
-              </w:pBdr>
-              <w:spacing w:after="100" w:before="100" w:line="240"/>
-              <w:ind w:left="300" w:right="100" w:firstLine="0" w:firstLineChars="0"/>
-              <w:rPr>
-                <w:rFonts w:ascii="Times New Roman" w:hAnsi="Times New Roman" w:eastAsia="Times New Roman" w:cs="Times New Roman"/>
-                <w:i w:val="false"/>
-                <w:b w:val="false"/>
-                <w:u w:val="none"/>
-                <w:strike w:val="false"/>
-                <w:sz w:val="18"/>
-                <w:szCs w:val="18"/>
-                <w:color w:val="000000"/>
-              </w:rPr>
-            </w:pPr>
-            <w:r>
-              <w:rPr>
-                <w:rFonts w:ascii="Times New Roman" w:hAnsi="Times New Roman" w:eastAsia="Times New Roman" w:cs="Times New Roman"/>
-                <w:i w:val="false"/>
-                <w:b w:val="false"/>
-                <w:u w:val="none"/>
-                <w:strike w:val="false"/>
-                <w:sz w:val="18"/>
-                <w:szCs w:val="18"/>
-                <w:color w:val="000000"/>
-              </w:rPr>
-              <w:t xml:space="preserve">No</w:t>
-            </w:r>
-          </w:p>
-        </w:tc>
-        <w:tc>
-          <w:tcPr>
-            <w:tcBorders>
-              <w:bottom w:val="none" w:sz="0" w:space="0" w:color="000000"/>
-              <w:top w:val="none" w:sz="0" w:space="0" w:color="000000"/>
-              <w:left w:val="none" w:sz="0" w:space="0" w:color="000000"/>
-              <w:right w:val="none" w:sz="0" w:space="0" w:color="000000"/>
-            </w:tcBorders>
-            <w:shd w:val="clear" w:color="auto" w:fill="FFFFFF"/>
-            <w:tcMar>
-              <w:top w:w="0" w:type="dxa"/>
-              <w:bottom w:w="0" w:type="dxa"/>
-              <w:left w:w="0" w:type="dxa"/>
-              <w:right w:w="0" w:type="dxa"/>
-            </w:tcMar>
-            <w:vAlign w:val="top"/>
-          </w:tcPr>
-          <w:p>
-            <w:pPr>
-              <w:pStyle w:val="Normal"/>
-              <w:jc w:val="center"/>
-              <w:pBdr>
-                <w:bottom w:val="none" w:sz="0" w:space="0" w:color="000000"/>
-                <w:top w:val="none" w:sz="0" w:space="0" w:color="000000"/>
-                <w:left w:val="none" w:sz="0" w:space="0" w:color="000000"/>
-                <w:right w:val="none" w:sz="0" w:space="0" w:color="000000"/>
-              </w:pBdr>
-              <w:spacing w:after="100" w:before="100" w:line="240"/>
-              <w:ind w:left="100" w:right="100" w:firstLine="0" w:firstLineChars="0"/>
-              <w:rPr>
-                <w:rFonts w:ascii="Times New Roman" w:hAnsi="Times New Roman" w:eastAsia="Times New Roman" w:cs="Times New Roman"/>
-                <w:i w:val="false"/>
-                <w:b w:val="false"/>
-                <w:u w:val="none"/>
-                <w:strike w:val="false"/>
-                <w:sz w:val="18"/>
-                <w:szCs w:val="18"/>
-                <w:color w:val="000000"/>
-              </w:rPr>
-            </w:pPr>
-            <w:r>
-              <w:rPr>
-                <w:rFonts w:ascii="Times New Roman" w:hAnsi="Times New Roman" w:eastAsia="Times New Roman" w:cs="Times New Roman"/>
-                <w:i w:val="false"/>
-                <w:b w:val="false"/>
-                <w:u w:val="none"/>
-                <w:strike w:val="false"/>
-                <w:sz w:val="18"/>
-                <w:szCs w:val="18"/>
-                <w:color w:val="000000"/>
-              </w:rPr>
-              <w:t xml:space="preserve">116 (93.5%)</w:t>
-            </w:r>
-          </w:p>
-        </w:tc>
-        <w:tc>
-          <w:tcPr>
-            <w:tcBorders>
-              <w:bottom w:val="none" w:sz="0" w:space="0" w:color="000000"/>
-              <w:top w:val="none" w:sz="0" w:space="0" w:color="000000"/>
-              <w:left w:val="none" w:sz="0" w:space="0" w:color="000000"/>
-              <w:right w:val="none" w:sz="0" w:space="0" w:color="000000"/>
-            </w:tcBorders>
-            <w:shd w:val="clear" w:color="auto" w:fill="FFFFFF"/>
-            <w:tcMar>
-              <w:top w:w="0" w:type="dxa"/>
-              <w:bottom w:w="0" w:type="dxa"/>
-              <w:left w:w="0" w:type="dxa"/>
-              <w:right w:w="0" w:type="dxa"/>
-            </w:tcMar>
-            <w:vAlign w:val="top"/>
-          </w:tcPr>
-          <w:p>
-            <w:pPr>
-              <w:pStyle w:val="Normal"/>
-              <w:jc w:val="center"/>
-              <w:pBdr>
-                <w:bottom w:val="none" w:sz="0" w:space="0" w:color="000000"/>
-                <w:top w:val="none" w:sz="0" w:space="0" w:color="000000"/>
-                <w:left w:val="none" w:sz="0" w:space="0" w:color="000000"/>
-                <w:right w:val="none" w:sz="0" w:space="0" w:color="000000"/>
-              </w:pBdr>
-              <w:spacing w:after="100" w:before="100" w:line="240"/>
-              <w:ind w:left="100" w:right="100" w:firstLine="0" w:firstLineChars="0"/>
-              <w:rPr>
-                <w:rFonts w:ascii="Times New Roman" w:hAnsi="Times New Roman" w:eastAsia="Times New Roman" w:cs="Times New Roman"/>
-                <w:i w:val="false"/>
-                <w:b w:val="false"/>
-                <w:u w:val="none"/>
-                <w:strike w:val="false"/>
-                <w:sz w:val="18"/>
-                <w:szCs w:val="18"/>
-                <w:color w:val="000000"/>
-              </w:rPr>
-            </w:pPr>
-            <w:r>
-              <w:rPr>
-                <w:rFonts w:ascii="Times New Roman" w:hAnsi="Times New Roman" w:eastAsia="Times New Roman" w:cs="Times New Roman"/>
-                <w:i w:val="false"/>
-                <w:b w:val="false"/>
-                <w:u w:val="none"/>
-                <w:strike w:val="false"/>
-                <w:sz w:val="18"/>
-                <w:szCs w:val="18"/>
-                <w:color w:val="000000"/>
-              </w:rPr>
-              <w:t xml:space="preserve">65 (92.9%)</w:t>
-            </w:r>
-          </w:p>
-        </w:tc>
-        <w:tc>
-          <w:tcPr>
-            <w:tcBorders>
-              <w:bottom w:val="none" w:sz="0" w:space="0" w:color="000000"/>
-              <w:top w:val="none" w:sz="0" w:space="0" w:color="000000"/>
-              <w:left w:val="none" w:sz="0" w:space="0" w:color="000000"/>
-              <w:right w:val="none" w:sz="0" w:space="0" w:color="000000"/>
-            </w:tcBorders>
-            <w:shd w:val="clear" w:color="auto" w:fill="FFFFFF"/>
-            <w:tcMar>
-              <w:top w:w="0" w:type="dxa"/>
-              <w:bottom w:w="0" w:type="dxa"/>
-              <w:left w:w="0" w:type="dxa"/>
-              <w:right w:w="0" w:type="dxa"/>
-            </w:tcMar>
-            <w:vAlign w:val="top"/>
-          </w:tcPr>
-          <w:p>
-            <w:pPr>
-              <w:pStyle w:val="Normal"/>
-              <w:jc w:val="center"/>
-              <w:pBdr>
-                <w:bottom w:val="none" w:sz="0" w:space="0" w:color="000000"/>
-                <w:top w:val="none" w:sz="0" w:space="0" w:color="000000"/>
-                <w:left w:val="none" w:sz="0" w:space="0" w:color="000000"/>
-                <w:right w:val="none" w:sz="0" w:space="0" w:color="000000"/>
-              </w:pBdr>
-              <w:spacing w:after="100" w:before="100" w:line="240"/>
-              <w:ind w:left="100" w:right="100" w:firstLine="0" w:firstLineChars="0"/>
-              <w:rPr>
-                <w:rFonts w:ascii="Times New Roman" w:hAnsi="Times New Roman" w:eastAsia="Times New Roman" w:cs="Times New Roman"/>
-                <w:i w:val="false"/>
-                <w:b w:val="false"/>
-                <w:u w:val="none"/>
-                <w:strike w:val="false"/>
-                <w:sz w:val="18"/>
-                <w:szCs w:val="18"/>
-                <w:color w:val="000000"/>
-              </w:rPr>
-            </w:pPr>
-            <w:r>
-              <w:rPr>
-                <w:rFonts w:ascii="Times New Roman" w:hAnsi="Times New Roman" w:eastAsia="Times New Roman" w:cs="Times New Roman"/>
-                <w:i w:val="false"/>
-                <w:b w:val="false"/>
-                <w:u w:val="none"/>
-                <w:strike w:val="false"/>
-                <w:sz w:val="18"/>
-                <w:szCs w:val="18"/>
-                <w:color w:val="000000"/>
-              </w:rPr>
-              <w:t xml:space="preserve">51 (94.4%)</w:t>
-            </w:r>
-          </w:p>
-        </w:tc>
-        <w:tc>
-          <w:tcPr>
-            <w:tcBorders>
-              <w:bottom w:val="none" w:sz="0" w:space="0" w:color="000000"/>
-              <w:top w:val="none" w:sz="0" w:space="0" w:color="000000"/>
-              <w:left w:val="none" w:sz="0" w:space="0" w:color="000000"/>
-              <w:right w:val="none" w:sz="0" w:space="0" w:color="000000"/>
-            </w:tcBorders>
-            <w:shd w:val="clear" w:color="auto" w:fill="FFFFFF"/>
-            <w:tcMar>
-              <w:top w:w="0" w:type="dxa"/>
-              <w:bottom w:w="0" w:type="dxa"/>
-              <w:left w:w="0" w:type="dxa"/>
-              <w:right w:w="0" w:type="dxa"/>
-            </w:tcMar>
-            <w:vAlign w:val="top"/>
-          </w:tcPr>
-          <w:p>
-            <w:pPr>
-              <w:pStyle w:val="Normal"/>
-              <w:jc w:val="center"/>
-              <w:pBdr>
-                <w:bottom w:val="none" w:sz="0" w:space="0" w:color="000000"/>
-                <w:top w:val="none" w:sz="0" w:space="0" w:color="000000"/>
-                <w:left w:val="none" w:sz="0" w:space="0" w:color="000000"/>
-                <w:right w:val="none" w:sz="0" w:space="0" w:color="000000"/>
-              </w:pBdr>
-              <w:spacing w:after="100" w:before="100" w:line="240"/>
-              <w:ind w:left="100" w:right="100" w:firstLine="0" w:firstLineChars="0"/>
-              <w:rPr>
-                <w:rFonts w:ascii="Times New Roman" w:hAnsi="Times New Roman" w:eastAsia="Times New Roman" w:cs="Times New Roman"/>
-                <w:i w:val="false"/>
-                <w:b w:val="false"/>
-                <w:u w:val="none"/>
-                <w:strike w:val="false"/>
-                <w:sz w:val="18"/>
-                <w:szCs w:val="18"/>
-                <w:color w:val="000000"/>
-              </w:rPr>
-            </w:pPr>
-            <w:r>
-              <w:rPr>
-                <w:rFonts w:ascii="Times New Roman" w:hAnsi="Times New Roman" w:eastAsia="Times New Roman" w:cs="Times New Roman"/>
-                <w:i w:val="false"/>
-                <w:b w:val="false"/>
-                <w:u w:val="none"/>
-                <w:strike w:val="false"/>
-                <w:sz w:val="18"/>
-                <w:szCs w:val="18"/>
-                <w:color w:val="000000"/>
-              </w:rPr>
-              <w:t xml:space="preserve"/>
-            </w:r>
-          </w:p>
-        </w:tc>
-      </w:tr>
-      <w:tr>
-        <w:trPr>
-          <w:trHeight w:val="560" w:hRule="auto"/>
-        </w:trPr>
-        <w:tc>
-          <w:tcPr>
-            <w:tcBorders>
-              <w:bottom w:val="none" w:sz="0" w:space="0" w:color="000000"/>
-              <w:top w:val="none" w:sz="0" w:space="0" w:color="000000"/>
-              <w:left w:val="none" w:sz="0" w:space="0" w:color="000000"/>
-              <w:right w:val="none" w:sz="0" w:space="0" w:color="000000"/>
-            </w:tcBorders>
-            <w:shd w:val="clear" w:color="auto" w:fill="FFFFFF"/>
-            <w:tcMar>
-              <w:top w:w="0" w:type="dxa"/>
-              <w:bottom w:w="0" w:type="dxa"/>
-              <w:left w:w="0" w:type="dxa"/>
-              <w:right w:w="0" w:type="dxa"/>
-            </w:tcMar>
-            <w:vAlign w:val="top"/>
-          </w:tcPr>
-          <w:p>
-            <w:pPr>
-              <w:pStyle w:val="Normal"/>
-              <w:jc w:val="left"/>
-              <w:pBdr>
-                <w:bottom w:val="none" w:sz="0" w:space="0" w:color="000000"/>
-                <w:top w:val="none" w:sz="0" w:space="0" w:color="000000"/>
-                <w:left w:val="none" w:sz="0" w:space="0" w:color="000000"/>
-                <w:right w:val="none" w:sz="0" w:space="0" w:color="000000"/>
-              </w:pBdr>
-              <w:spacing w:after="100" w:before="100" w:line="240"/>
-              <w:ind w:left="300" w:right="100" w:firstLine="0" w:firstLineChars="0"/>
-              <w:rPr>
-                <w:rFonts w:ascii="Times New Roman" w:hAnsi="Times New Roman" w:eastAsia="Times New Roman" w:cs="Times New Roman"/>
-                <w:i w:val="false"/>
-                <w:b w:val="false"/>
-                <w:u w:val="none"/>
-                <w:strike w:val="false"/>
-                <w:sz w:val="18"/>
-                <w:szCs w:val="18"/>
-                <w:color w:val="000000"/>
-              </w:rPr>
-            </w:pPr>
-            <w:r>
-              <w:rPr>
-                <w:rFonts w:ascii="Times New Roman" w:hAnsi="Times New Roman" w:eastAsia="Times New Roman" w:cs="Times New Roman"/>
-                <w:i w:val="false"/>
-                <w:b w:val="false"/>
-                <w:u w:val="none"/>
-                <w:strike w:val="false"/>
-                <w:sz w:val="18"/>
-                <w:szCs w:val="18"/>
-                <w:color w:val="000000"/>
-              </w:rPr>
-              <w:t xml:space="preserve">Yes</w:t>
-            </w:r>
-          </w:p>
-        </w:tc>
-        <w:tc>
-          <w:tcPr>
-            <w:tcBorders>
-              <w:bottom w:val="none" w:sz="0" w:space="0" w:color="000000"/>
-              <w:top w:val="none" w:sz="0" w:space="0" w:color="000000"/>
-              <w:left w:val="none" w:sz="0" w:space="0" w:color="000000"/>
-              <w:right w:val="none" w:sz="0" w:space="0" w:color="000000"/>
-            </w:tcBorders>
-            <w:shd w:val="clear" w:color="auto" w:fill="FFFFFF"/>
-            <w:tcMar>
-              <w:top w:w="0" w:type="dxa"/>
-              <w:bottom w:w="0" w:type="dxa"/>
-              <w:left w:w="0" w:type="dxa"/>
-              <w:right w:w="0" w:type="dxa"/>
-            </w:tcMar>
-            <w:vAlign w:val="top"/>
-          </w:tcPr>
-          <w:p>
-            <w:pPr>
-              <w:pStyle w:val="Normal"/>
-              <w:jc w:val="center"/>
-              <w:pBdr>
-                <w:bottom w:val="none" w:sz="0" w:space="0" w:color="000000"/>
-                <w:top w:val="none" w:sz="0" w:space="0" w:color="000000"/>
-                <w:left w:val="none" w:sz="0" w:space="0" w:color="000000"/>
-                <w:right w:val="none" w:sz="0" w:space="0" w:color="000000"/>
-              </w:pBdr>
-              <w:spacing w:after="100" w:before="100" w:line="240"/>
-              <w:ind w:left="100" w:right="100" w:firstLine="0" w:firstLineChars="0"/>
-              <w:rPr>
-                <w:rFonts w:ascii="Times New Roman" w:hAnsi="Times New Roman" w:eastAsia="Times New Roman" w:cs="Times New Roman"/>
-                <w:i w:val="false"/>
-                <w:b w:val="false"/>
-                <w:u w:val="none"/>
-                <w:strike w:val="false"/>
-                <w:sz w:val="18"/>
-                <w:szCs w:val="18"/>
-                <w:color w:val="000000"/>
-              </w:rPr>
-            </w:pPr>
-            <w:r>
-              <w:rPr>
-                <w:rFonts w:ascii="Times New Roman" w:hAnsi="Times New Roman" w:eastAsia="Times New Roman" w:cs="Times New Roman"/>
-                <w:i w:val="false"/>
-                <w:b w:val="false"/>
-                <w:u w:val="none"/>
-                <w:strike w:val="false"/>
-                <w:sz w:val="18"/>
-                <w:szCs w:val="18"/>
-                <w:color w:val="000000"/>
-              </w:rPr>
-              <w:t xml:space="preserve">8 (6.5%)</w:t>
-            </w:r>
-          </w:p>
-        </w:tc>
-        <w:tc>
-          <w:tcPr>
-            <w:tcBorders>
-              <w:bottom w:val="none" w:sz="0" w:space="0" w:color="000000"/>
-              <w:top w:val="none" w:sz="0" w:space="0" w:color="000000"/>
-              <w:left w:val="none" w:sz="0" w:space="0" w:color="000000"/>
-              <w:right w:val="none" w:sz="0" w:space="0" w:color="000000"/>
-            </w:tcBorders>
-            <w:shd w:val="clear" w:color="auto" w:fill="FFFFFF"/>
-            <w:tcMar>
-              <w:top w:w="0" w:type="dxa"/>
-              <w:bottom w:w="0" w:type="dxa"/>
-              <w:left w:w="0" w:type="dxa"/>
-              <w:right w:w="0" w:type="dxa"/>
-            </w:tcMar>
-            <w:vAlign w:val="top"/>
-          </w:tcPr>
-          <w:p>
-            <w:pPr>
-              <w:pStyle w:val="Normal"/>
-              <w:jc w:val="center"/>
-              <w:pBdr>
-                <w:bottom w:val="none" w:sz="0" w:space="0" w:color="000000"/>
-                <w:top w:val="none" w:sz="0" w:space="0" w:color="000000"/>
-                <w:left w:val="none" w:sz="0" w:space="0" w:color="000000"/>
-                <w:right w:val="none" w:sz="0" w:space="0" w:color="000000"/>
-              </w:pBdr>
-              <w:spacing w:after="100" w:before="100" w:line="240"/>
-              <w:ind w:left="100" w:right="100" w:firstLine="0" w:firstLineChars="0"/>
-              <w:rPr>
-                <w:rFonts w:ascii="Times New Roman" w:hAnsi="Times New Roman" w:eastAsia="Times New Roman" w:cs="Times New Roman"/>
-                <w:i w:val="false"/>
-                <w:b w:val="false"/>
-                <w:u w:val="none"/>
-                <w:strike w:val="false"/>
-                <w:sz w:val="18"/>
-                <w:szCs w:val="18"/>
-                <w:color w:val="000000"/>
-              </w:rPr>
-            </w:pPr>
-            <w:r>
-              <w:rPr>
-                <w:rFonts w:ascii="Times New Roman" w:hAnsi="Times New Roman" w:eastAsia="Times New Roman" w:cs="Times New Roman"/>
-                <w:i w:val="false"/>
-                <w:b w:val="false"/>
-                <w:u w:val="none"/>
-                <w:strike w:val="false"/>
-                <w:sz w:val="18"/>
-                <w:szCs w:val="18"/>
-                <w:color w:val="000000"/>
-              </w:rPr>
-              <w:t xml:space="preserve">5 (7.1%)</w:t>
-            </w:r>
-          </w:p>
-        </w:tc>
-        <w:tc>
-          <w:tcPr>
-            <w:tcBorders>
-              <w:bottom w:val="none" w:sz="0" w:space="0" w:color="000000"/>
-              <w:top w:val="none" w:sz="0" w:space="0" w:color="000000"/>
-              <w:left w:val="none" w:sz="0" w:space="0" w:color="000000"/>
-              <w:right w:val="none" w:sz="0" w:space="0" w:color="000000"/>
-            </w:tcBorders>
-            <w:shd w:val="clear" w:color="auto" w:fill="FFFFFF"/>
-            <w:tcMar>
-              <w:top w:w="0" w:type="dxa"/>
-              <w:bottom w:w="0" w:type="dxa"/>
-              <w:left w:w="0" w:type="dxa"/>
-              <w:right w:w="0" w:type="dxa"/>
-            </w:tcMar>
-            <w:vAlign w:val="top"/>
-          </w:tcPr>
-          <w:p>
-            <w:pPr>
-              <w:pStyle w:val="Normal"/>
-              <w:jc w:val="center"/>
-              <w:pBdr>
-                <w:bottom w:val="none" w:sz="0" w:space="0" w:color="000000"/>
-                <w:top w:val="none" w:sz="0" w:space="0" w:color="000000"/>
-                <w:left w:val="none" w:sz="0" w:space="0" w:color="000000"/>
-                <w:right w:val="none" w:sz="0" w:space="0" w:color="000000"/>
-              </w:pBdr>
-              <w:spacing w:after="100" w:before="100" w:line="240"/>
-              <w:ind w:left="100" w:right="100" w:firstLine="0" w:firstLineChars="0"/>
-              <w:rPr>
-                <w:rFonts w:ascii="Times New Roman" w:hAnsi="Times New Roman" w:eastAsia="Times New Roman" w:cs="Times New Roman"/>
-                <w:i w:val="false"/>
-                <w:b w:val="false"/>
-                <w:u w:val="none"/>
-                <w:strike w:val="false"/>
-                <w:sz w:val="18"/>
-                <w:szCs w:val="18"/>
-                <w:color w:val="000000"/>
-              </w:rPr>
-            </w:pPr>
-            <w:r>
-              <w:rPr>
-                <w:rFonts w:ascii="Times New Roman" w:hAnsi="Times New Roman" w:eastAsia="Times New Roman" w:cs="Times New Roman"/>
-                <w:i w:val="false"/>
-                <w:b w:val="false"/>
-                <w:u w:val="none"/>
-                <w:strike w:val="false"/>
-                <w:sz w:val="18"/>
-                <w:szCs w:val="18"/>
-                <w:color w:val="000000"/>
-              </w:rPr>
-              <w:t xml:space="preserve">3 (5.6%)</w:t>
-            </w:r>
-          </w:p>
-        </w:tc>
-        <w:tc>
-          <w:tcPr>
-            <w:tcBorders>
-              <w:bottom w:val="none" w:sz="0" w:space="0" w:color="000000"/>
-              <w:top w:val="none" w:sz="0" w:space="0" w:color="000000"/>
-              <w:left w:val="none" w:sz="0" w:space="0" w:color="000000"/>
-              <w:right w:val="none" w:sz="0" w:space="0" w:color="000000"/>
-            </w:tcBorders>
-            <w:shd w:val="clear" w:color="auto" w:fill="FFFFFF"/>
-            <w:tcMar>
-              <w:top w:w="0" w:type="dxa"/>
-              <w:bottom w:w="0" w:type="dxa"/>
-              <w:left w:w="0" w:type="dxa"/>
-              <w:right w:w="0" w:type="dxa"/>
-            </w:tcMar>
-            <w:vAlign w:val="top"/>
-          </w:tcPr>
-          <w:p>
-            <w:pPr>
-              <w:pStyle w:val="Normal"/>
-              <w:jc w:val="center"/>
-              <w:pBdr>
-                <w:bottom w:val="none" w:sz="0" w:space="0" w:color="000000"/>
-                <w:top w:val="none" w:sz="0" w:space="0" w:color="000000"/>
-                <w:left w:val="none" w:sz="0" w:space="0" w:color="000000"/>
-                <w:right w:val="none" w:sz="0" w:space="0" w:color="000000"/>
-              </w:pBdr>
-              <w:spacing w:after="100" w:before="100" w:line="240"/>
-              <w:ind w:left="100" w:right="100" w:firstLine="0" w:firstLineChars="0"/>
-              <w:rPr>
-                <w:rFonts w:ascii="Times New Roman" w:hAnsi="Times New Roman" w:eastAsia="Times New Roman" w:cs="Times New Roman"/>
-                <w:i w:val="false"/>
-                <w:b w:val="false"/>
-                <w:u w:val="none"/>
-                <w:strike w:val="false"/>
-                <w:sz w:val="18"/>
-                <w:szCs w:val="18"/>
-                <w:color w:val="000000"/>
-              </w:rPr>
-            </w:pPr>
-            <w:r>
-              <w:rPr>
-                <w:rFonts w:ascii="Times New Roman" w:hAnsi="Times New Roman" w:eastAsia="Times New Roman" w:cs="Times New Roman"/>
-                <w:i w:val="false"/>
-                <w:b w:val="false"/>
-                <w:u w:val="none"/>
-                <w:strike w:val="false"/>
-                <w:sz w:val="18"/>
-                <w:szCs w:val="18"/>
-                <w:color w:val="000000"/>
-              </w:rPr>
-              <w:t xml:space="preserve"/>
-            </w:r>
-          </w:p>
-        </w:tc>
-      </w:tr>
-      <w:tr>
-        <w:trPr>
           <w:trHeight w:val="570" w:hRule="auto"/>
         </w:trPr>
         <w:tc>
@@ -21498,7 +18138,7 @@
                 <w:szCs w:val="18"/>
                 <w:color w:val="000000"/>
               </w:rPr>
-              <w:t xml:space="preserve">32</w:t>
+              <w:t xml:space="preserve">17</w:t>
             </w:r>
           </w:p>
         </w:tc>
@@ -21553,7 +18193,7 @@
                 <w:szCs w:val="18"/>
                 <w:color w:val="000000"/>
               </w:rPr>
-              <w:t xml:space="preserve">8</w:t>
+              <w:t xml:space="preserve">5</w:t>
             </w:r>
           </w:p>
         </w:tc>
@@ -21608,7 +18248,7 @@
                 <w:szCs w:val="18"/>
                 <w:color w:val="000000"/>
               </w:rPr>
-              <w:t xml:space="preserve">24</w:t>
+              <w:t xml:space="preserve">12</w:t>
             </w:r>
           </w:p>
         </w:tc>

--- a/output/tables/READ/table1_PIK3CA.docx
+++ b/output/tables/READ/table1_PIK3CA.docx
@@ -364,7 +364,7 @@
                 <w:szCs w:val="18"/>
                 <w:color w:val="000000"/>
               </w:rPr>
-              <w:t xml:space="preserve">N = 156</w:t>
+              <w:t xml:space="preserve">N = 157</w:t>
             </w:r>
             <w:r>
               <w:rPr>
@@ -580,7 +580,7 @@
                 <w:szCs w:val="18"/>
                 <w:color w:val="000000"/>
               </w:rPr>
-              <w:t xml:space="preserve">N = 78</w:t>
+              <w:t xml:space="preserve">N = 79</w:t>
             </w:r>
             <w:r>
               <w:rPr>
@@ -778,7 +778,7 @@
                 <w:szCs w:val="18"/>
                 <w:color w:val="000000"/>
               </w:rPr>
-              <w:t xml:space="preserve">65.5 [57.0, 73.0]</w:t>
+              <w:t xml:space="preserve">65.0 [57.0, 73.0]</w:t>
             </w:r>
           </w:p>
         </w:tc>
@@ -888,7 +888,7 @@
                 <w:szCs w:val="18"/>
                 <w:color w:val="000000"/>
               </w:rPr>
-              <w:t xml:space="preserve">63.5 [56.0, 72.0]</w:t>
+              <w:t xml:space="preserve">63.0 [56.0, 72.0]</w:t>
             </w:r>
           </w:p>
         </w:tc>
@@ -943,7 +943,7 @@
                 <w:szCs w:val="18"/>
                 <w:color w:val="000000"/>
               </w:rPr>
-              <w:t xml:space="preserve">0.092</w:t>
+              <w:t xml:space="preserve">0.072</w:t>
             </w:r>
           </w:p>
         </w:tc>
@@ -1223,7 +1223,7 @@
                 <w:szCs w:val="18"/>
                 <w:color w:val="000000"/>
               </w:rPr>
-              <w:t xml:space="preserve">0.337</w:t>
+              <w:t xml:space="preserve">0.300</w:t>
             </w:r>
           </w:p>
         </w:tc>
@@ -1338,7 +1338,7 @@
                 <w:szCs w:val="18"/>
                 <w:color w:val="000000"/>
               </w:rPr>
-              <w:t xml:space="preserve">78 (50.0%)</w:t>
+              <w:t xml:space="preserve">79 (50.3%)</w:t>
             </w:r>
           </w:p>
         </w:tc>
@@ -1448,7 +1448,7 @@
                 <w:szCs w:val="18"/>
                 <w:color w:val="000000"/>
               </w:rPr>
-              <w:t xml:space="preserve">42 (53.8%)</w:t>
+              <w:t xml:space="preserve">43 (54.4%)</w:t>
             </w:r>
           </w:p>
         </w:tc>
@@ -1618,7 +1618,7 @@
                 <w:szCs w:val="18"/>
                 <w:color w:val="000000"/>
               </w:rPr>
-              <w:t xml:space="preserve">78 (50.0%)</w:t>
+              <w:t xml:space="preserve">78 (49.7%)</w:t>
             </w:r>
           </w:p>
         </w:tc>
@@ -1728,7 +1728,7 @@
                 <w:szCs w:val="18"/>
                 <w:color w:val="000000"/>
               </w:rPr>
-              <w:t xml:space="preserve">36 (46.2%)</w:t>
+              <w:t xml:space="preserve">36 (45.6%)</w:t>
             </w:r>
           </w:p>
         </w:tc>
@@ -2063,7 +2063,7 @@
                 <w:szCs w:val="18"/>
                 <w:color w:val="000000"/>
               </w:rPr>
-              <w:t xml:space="preserve">0.872</w:t>
+              <w:t xml:space="preserve">0.943</w:t>
             </w:r>
           </w:p>
         </w:tc>
@@ -2178,7 +2178,7 @@
                 <w:szCs w:val="18"/>
                 <w:color w:val="000000"/>
               </w:rPr>
-              <w:t xml:space="preserve">87 (55.8%)</w:t>
+              <w:t xml:space="preserve">87 (55.4%)</w:t>
             </w:r>
           </w:p>
         </w:tc>
@@ -2288,7 +2288,7 @@
                 <w:szCs w:val="18"/>
                 <w:color w:val="000000"/>
               </w:rPr>
-              <w:t xml:space="preserve">44 (56.4%)</w:t>
+              <w:t xml:space="preserve">44 (55.7%)</w:t>
             </w:r>
           </w:p>
         </w:tc>
@@ -2458,7 +2458,7 @@
                 <w:szCs w:val="18"/>
                 <w:color w:val="000000"/>
               </w:rPr>
-              <w:t xml:space="preserve">69 (44.2%)</w:t>
+              <w:t xml:space="preserve">70 (44.6%)</w:t>
             </w:r>
           </w:p>
         </w:tc>
@@ -2568,7 +2568,7 @@
                 <w:szCs w:val="18"/>
                 <w:color w:val="000000"/>
               </w:rPr>
-              <w:t xml:space="preserve">34 (43.6%)</w:t>
+              <w:t xml:space="preserve">35 (44.3%)</w:t>
             </w:r>
           </w:p>
         </w:tc>
@@ -2903,7 +2903,7 @@
                 <w:szCs w:val="18"/>
                 <w:color w:val="000000"/>
               </w:rPr>
-              <w:t xml:space="preserve">0.130</w:t>
+              <w:t xml:space="preserve">0.146</w:t>
             </w:r>
           </w:p>
         </w:tc>
@@ -3018,7 +3018,7 @@
                 <w:szCs w:val="18"/>
                 <w:color w:val="000000"/>
               </w:rPr>
-              <w:t xml:space="preserve">30 (20.0%)</w:t>
+              <w:t xml:space="preserve">30 (19.9%)</w:t>
             </w:r>
           </w:p>
         </w:tc>
@@ -3128,7 +3128,7 @@
                 <w:szCs w:val="18"/>
                 <w:color w:val="000000"/>
               </w:rPr>
-              <w:t xml:space="preserve">10 (13.7%)</w:t>
+              <w:t xml:space="preserve">10 (13.5%)</w:t>
             </w:r>
           </w:p>
         </w:tc>
@@ -3298,7 +3298,7 @@
                 <w:szCs w:val="18"/>
                 <w:color w:val="000000"/>
               </w:rPr>
-              <w:t xml:space="preserve">49 (32.7%)</w:t>
+              <w:t xml:space="preserve">49 (32.5%)</w:t>
             </w:r>
           </w:p>
         </w:tc>
@@ -3408,7 +3408,7 @@
                 <w:szCs w:val="18"/>
                 <w:color w:val="000000"/>
               </w:rPr>
-              <w:t xml:space="preserve">25 (34.2%)</w:t>
+              <w:t xml:space="preserve">25 (33.8%)</w:t>
             </w:r>
           </w:p>
         </w:tc>
@@ -3578,7 +3578,7 @@
                 <w:szCs w:val="18"/>
                 <w:color w:val="000000"/>
               </w:rPr>
-              <w:t xml:space="preserve">47 (31.3%)</w:t>
+              <w:t xml:space="preserve">47 (31.1%)</w:t>
             </w:r>
           </w:p>
         </w:tc>
@@ -3688,7 +3688,7 @@
                 <w:szCs w:val="18"/>
                 <w:color w:val="000000"/>
               </w:rPr>
-              <w:t xml:space="preserve">28 (38.4%)</w:t>
+              <w:t xml:space="preserve">28 (37.8%)</w:t>
             </w:r>
           </w:p>
         </w:tc>
@@ -3858,7 +3858,7 @@
                 <w:szCs w:val="18"/>
                 <w:color w:val="000000"/>
               </w:rPr>
-              <w:t xml:space="preserve">24 (16.0%)</w:t>
+              <w:t xml:space="preserve">25 (16.6%)</w:t>
             </w:r>
           </w:p>
         </w:tc>
@@ -3968,7 +3968,7 @@
                 <w:szCs w:val="18"/>
                 <w:color w:val="000000"/>
               </w:rPr>
-              <w:t xml:space="preserve">10 (13.7%)</w:t>
+              <w:t xml:space="preserve">11 (14.9%)</w:t>
             </w:r>
           </w:p>
         </w:tc>
@@ -4583,7 +4583,7 @@
                 <w:szCs w:val="18"/>
                 <w:color w:val="000000"/>
               </w:rPr>
-              <w:t xml:space="preserve">0.233</w:t>
+              <w:t xml:space="preserve">0.215</w:t>
             </w:r>
           </w:p>
         </w:tc>
@@ -4808,7 +4808,7 @@
                 <w:szCs w:val="18"/>
                 <w:color w:val="000000"/>
               </w:rPr>
-              <w:t xml:space="preserve">3 (3.9%)</w:t>
+              <w:t xml:space="preserve">3 (3.8%)</w:t>
             </w:r>
           </w:p>
         </w:tc>
@@ -4978,7 +4978,7 @@
                 <w:szCs w:val="18"/>
                 <w:color w:val="000000"/>
               </w:rPr>
-              <w:t xml:space="preserve">27 (17.4%)</w:t>
+              <w:t xml:space="preserve">27 (17.3%)</w:t>
             </w:r>
           </w:p>
         </w:tc>
@@ -5088,7 +5088,7 @@
                 <w:szCs w:val="18"/>
                 <w:color w:val="000000"/>
               </w:rPr>
-              <w:t xml:space="preserve">10 (13.0%)</w:t>
+              <w:t xml:space="preserve">10 (12.8%)</w:t>
             </w:r>
           </w:p>
         </w:tc>
@@ -5258,7 +5258,7 @@
                 <w:szCs w:val="18"/>
                 <w:color w:val="000000"/>
               </w:rPr>
-              <w:t xml:space="preserve">107 (69.0%)</w:t>
+              <w:t xml:space="preserve">108 (69.2%)</w:t>
             </w:r>
           </w:p>
         </w:tc>
@@ -5368,7 +5368,7 @@
                 <w:szCs w:val="18"/>
                 <w:color w:val="000000"/>
               </w:rPr>
-              <w:t xml:space="preserve">59 (76.6%)</w:t>
+              <w:t xml:space="preserve">60 (76.9%)</w:t>
             </w:r>
           </w:p>
         </w:tc>
@@ -5648,7 +5648,7 @@
                 <w:szCs w:val="18"/>
                 <w:color w:val="000000"/>
               </w:rPr>
-              <w:t xml:space="preserve">5 (6.5%)</w:t>
+              <w:t xml:space="preserve">5 (6.4%)</w:t>
             </w:r>
           </w:p>
         </w:tc>
@@ -6263,7 +6263,7 @@
                 <w:szCs w:val="18"/>
                 <w:color w:val="000000"/>
               </w:rPr>
-              <w:t xml:space="preserve">0.669</w:t>
+              <w:t xml:space="preserve">0.595</w:t>
             </w:r>
           </w:p>
         </w:tc>
@@ -6378,7 +6378,7 @@
                 <w:szCs w:val="18"/>
                 <w:color w:val="000000"/>
               </w:rPr>
-              <w:t xml:space="preserve">80 (52.3%)</w:t>
+              <w:t xml:space="preserve">80 (51.9%)</w:t>
             </w:r>
           </w:p>
         </w:tc>
@@ -6488,7 +6488,7 @@
                 <w:szCs w:val="18"/>
                 <w:color w:val="000000"/>
               </w:rPr>
-              <w:t xml:space="preserve">37 (49.3%)</w:t>
+              <w:t xml:space="preserve">37 (48.7%)</w:t>
             </w:r>
           </w:p>
         </w:tc>
@@ -6658,7 +6658,7 @@
                 <w:szCs w:val="18"/>
                 <w:color w:val="000000"/>
               </w:rPr>
-              <w:t xml:space="preserve">42 (27.5%)</w:t>
+              <w:t xml:space="preserve">43 (27.9%)</w:t>
             </w:r>
           </w:p>
         </w:tc>
@@ -6768,7 +6768,7 @@
                 <w:szCs w:val="18"/>
                 <w:color w:val="000000"/>
               </w:rPr>
-              <w:t xml:space="preserve">23 (30.7%)</w:t>
+              <w:t xml:space="preserve">24 (31.6%)</w:t>
             </w:r>
           </w:p>
         </w:tc>
@@ -6938,7 +6938,7 @@
                 <w:szCs w:val="18"/>
                 <w:color w:val="000000"/>
               </w:rPr>
-              <w:t xml:space="preserve">31 (20.3%)</w:t>
+              <w:t xml:space="preserve">31 (20.1%)</w:t>
             </w:r>
           </w:p>
         </w:tc>
@@ -7048,7 +7048,7 @@
                 <w:szCs w:val="18"/>
                 <w:color w:val="000000"/>
               </w:rPr>
-              <w:t xml:space="preserve">15 (20.0%)</w:t>
+              <w:t xml:space="preserve">15 (19.7%)</w:t>
             </w:r>
           </w:p>
         </w:tc>
@@ -7663,7 +7663,7 @@
                 <w:szCs w:val="18"/>
                 <w:color w:val="000000"/>
               </w:rPr>
-              <w:t xml:space="preserve">0.169</w:t>
+              <w:t xml:space="preserve">0.254</w:t>
             </w:r>
           </w:p>
         </w:tc>
@@ -7778,7 +7778,7 @@
                 <w:szCs w:val="18"/>
                 <w:color w:val="000000"/>
               </w:rPr>
-              <w:t xml:space="preserve">119 (85.0%)</w:t>
+              <w:t xml:space="preserve">119 (84.4%)</w:t>
             </w:r>
           </w:p>
         </w:tc>
@@ -7888,7 +7888,7 @@
                 <w:szCs w:val="18"/>
                 <w:color w:val="000000"/>
               </w:rPr>
-              <w:t xml:space="preserve">59 (89.4%)</w:t>
+              <w:t xml:space="preserve">59 (88.1%)</w:t>
             </w:r>
           </w:p>
         </w:tc>
@@ -8058,7 +8058,7 @@
                 <w:szCs w:val="18"/>
                 <w:color w:val="000000"/>
               </w:rPr>
-              <w:t xml:space="preserve">21 (15.0%)</w:t>
+              <w:t xml:space="preserve">22 (15.6%)</w:t>
             </w:r>
           </w:p>
         </w:tc>
@@ -8168,7 +8168,7 @@
                 <w:szCs w:val="18"/>
                 <w:color w:val="000000"/>
               </w:rPr>
-              <w:t xml:space="preserve">7 (10.6%)</w:t>
+              <w:t xml:space="preserve">8 (11.9%)</w:t>
             </w:r>
           </w:p>
         </w:tc>
@@ -8783,7 +8783,7 @@
                 <w:szCs w:val="18"/>
                 <w:color w:val="000000"/>
               </w:rPr>
-              <w:t xml:space="preserve">0.259</w:t>
+              <w:t xml:space="preserve">0.226</w:t>
             </w:r>
           </w:p>
         </w:tc>
@@ -8898,7 +8898,7 @@
                 <w:szCs w:val="18"/>
                 <w:color w:val="000000"/>
               </w:rPr>
-              <w:t xml:space="preserve">79 (52.7%)</w:t>
+              <w:t xml:space="preserve">79 (52.3%)</w:t>
             </w:r>
           </w:p>
         </w:tc>
@@ -9008,7 +9008,7 @@
                 <w:szCs w:val="18"/>
                 <w:color w:val="000000"/>
               </w:rPr>
-              <w:t xml:space="preserve">35 (47.9%)</w:t>
+              <w:t xml:space="preserve">35 (47.3%)</w:t>
             </w:r>
           </w:p>
         </w:tc>
@@ -9178,7 +9178,7 @@
                 <w:szCs w:val="18"/>
                 <w:color w:val="000000"/>
               </w:rPr>
-              <w:t xml:space="preserve">71 (47.3%)</w:t>
+              <w:t xml:space="preserve">72 (47.7%)</w:t>
             </w:r>
           </w:p>
         </w:tc>
@@ -9288,7 +9288,7 @@
                 <w:szCs w:val="18"/>
                 <w:color w:val="000000"/>
               </w:rPr>
-              <w:t xml:space="preserve">38 (52.1%)</w:t>
+              <w:t xml:space="preserve">39 (52.7%)</w:t>
             </w:r>
           </w:p>
         </w:tc>
@@ -10578,7 +10578,7 @@
                 <w:szCs w:val="18"/>
                 <w:color w:val="000000"/>
               </w:rPr>
-              <w:t xml:space="preserve">49</w:t>
+              <w:t xml:space="preserve">50</w:t>
             </w:r>
           </w:p>
         </w:tc>
@@ -10688,7 +10688,7 @@
                 <w:szCs w:val="18"/>
                 <w:color w:val="000000"/>
               </w:rPr>
-              <w:t xml:space="preserve">23</w:t>
+              <w:t xml:space="preserve">24</w:t>
             </w:r>
           </w:p>
         </w:tc>
@@ -11698,7 +11698,7 @@
                 <w:szCs w:val="18"/>
                 <w:color w:val="000000"/>
               </w:rPr>
-              <w:t xml:space="preserve">17</w:t>
+              <w:t xml:space="preserve">18</w:t>
             </w:r>
           </w:p>
         </w:tc>
@@ -11808,7 +11808,7 @@
                 <w:szCs w:val="18"/>
                 <w:color w:val="000000"/>
               </w:rPr>
-              <w:t xml:space="preserve">8</w:t>
+              <w:t xml:space="preserve">9</w:t>
             </w:r>
           </w:p>
         </w:tc>
@@ -12818,7 +12818,7 @@
                 <w:szCs w:val="18"/>
                 <w:color w:val="000000"/>
               </w:rPr>
-              <w:t xml:space="preserve">20</w:t>
+              <w:t xml:space="preserve">21</w:t>
             </w:r>
           </w:p>
         </w:tc>
@@ -12928,7 +12928,7 @@
                 <w:szCs w:val="18"/>
                 <w:color w:val="000000"/>
               </w:rPr>
-              <w:t xml:space="preserve">10</w:t>
+              <w:t xml:space="preserve">11</w:t>
             </w:r>
           </w:p>
         </w:tc>
@@ -14498,7 +14498,7 @@
                 <w:szCs w:val="18"/>
                 <w:color w:val="000000"/>
               </w:rPr>
-              <w:t xml:space="preserve">23</w:t>
+              <w:t xml:space="preserve">24</w:t>
             </w:r>
           </w:p>
         </w:tc>
@@ -14608,7 +14608,7 @@
                 <w:szCs w:val="18"/>
                 <w:color w:val="000000"/>
               </w:rPr>
-              <w:t xml:space="preserve">14</w:t>
+              <w:t xml:space="preserve">15</w:t>
             </w:r>
           </w:p>
         </w:tc>
@@ -14943,7 +14943,7 @@
                 <w:szCs w:val="18"/>
                 <w:color w:val="000000"/>
               </w:rPr>
-              <w:t xml:space="preserve">0.733</w:t>
+              <w:t xml:space="preserve">0.715</w:t>
             </w:r>
           </w:p>
         </w:tc>
@@ -15058,7 +15058,7 @@
                 <w:szCs w:val="18"/>
                 <w:color w:val="000000"/>
               </w:rPr>
-              <w:t xml:space="preserve">137 (91.3%)</w:t>
+              <w:t xml:space="preserve">138 (91.4%)</w:t>
             </w:r>
           </w:p>
         </w:tc>
@@ -15168,7 +15168,7 @@
                 <w:szCs w:val="18"/>
                 <w:color w:val="000000"/>
               </w:rPr>
-              <w:t xml:space="preserve">70 (92.1%)</w:t>
+              <w:t xml:space="preserve">71 (92.2%)</w:t>
             </w:r>
           </w:p>
         </w:tc>
@@ -15338,7 +15338,7 @@
                 <w:szCs w:val="18"/>
                 <w:color w:val="000000"/>
               </w:rPr>
-              <w:t xml:space="preserve">13 (8.7%)</w:t>
+              <w:t xml:space="preserve">13 (8.6%)</w:t>
             </w:r>
           </w:p>
         </w:tc>
@@ -15448,7 +15448,7 @@
                 <w:szCs w:val="18"/>
                 <w:color w:val="000000"/>
               </w:rPr>
-              <w:t xml:space="preserve">6 (7.9%)</w:t>
+              <w:t xml:space="preserve">6 (7.8%)</w:t>
             </w:r>
           </w:p>
         </w:tc>
@@ -16178,7 +16178,7 @@
                 <w:szCs w:val="18"/>
                 <w:color w:val="000000"/>
               </w:rPr>
-              <w:t xml:space="preserve">48 (31.2%)</w:t>
+              <w:t xml:space="preserve">48 (31.0%)</w:t>
             </w:r>
           </w:p>
         </w:tc>
@@ -16288,7 +16288,7 @@
                 <w:szCs w:val="18"/>
                 <w:color w:val="000000"/>
               </w:rPr>
-              <w:t xml:space="preserve">34 (44.7%)</w:t>
+              <w:t xml:space="preserve">34 (44.2%)</w:t>
             </w:r>
           </w:p>
         </w:tc>
@@ -16458,7 +16458,7 @@
                 <w:szCs w:val="18"/>
                 <w:color w:val="000000"/>
               </w:rPr>
-              <w:t xml:space="preserve">101 (65.6%)</w:t>
+              <w:t xml:space="preserve">102 (65.8%)</w:t>
             </w:r>
           </w:p>
         </w:tc>
@@ -16568,7 +16568,7 @@
                 <w:szCs w:val="18"/>
                 <w:color w:val="000000"/>
               </w:rPr>
-              <w:t xml:space="preserve">39 (51.3%)</w:t>
+              <w:t xml:space="preserve">40 (51.9%)</w:t>
             </w:r>
           </w:p>
         </w:tc>
@@ -17578,7 +17578,7 @@
                 <w:szCs w:val="18"/>
                 <w:color w:val="000000"/>
               </w:rPr>
-              <w:t xml:space="preserve">60 (43.2%)</w:t>
+              <w:t xml:space="preserve">60 (42.9%)</w:t>
             </w:r>
           </w:p>
         </w:tc>
@@ -17688,7 +17688,7 @@
                 <w:szCs w:val="18"/>
                 <w:color w:val="000000"/>
               </w:rPr>
-              <w:t xml:space="preserve">44 (66.7%)</w:t>
+              <w:t xml:space="preserve">44 (65.7%)</w:t>
             </w:r>
           </w:p>
         </w:tc>
@@ -17858,7 +17858,7 @@
                 <w:szCs w:val="18"/>
                 <w:color w:val="000000"/>
               </w:rPr>
-              <w:t xml:space="preserve">79 (56.8%)</w:t>
+              <w:t xml:space="preserve">80 (57.1%)</w:t>
             </w:r>
           </w:p>
         </w:tc>
@@ -17968,7 +17968,7 @@
                 <w:szCs w:val="18"/>
                 <w:color w:val="000000"/>
               </w:rPr>
-              <w:t xml:space="preserve">22 (33.3%)</w:t>
+              <w:t xml:space="preserve">23 (34.3%)</w:t>
             </w:r>
           </w:p>
         </w:tc>
